--- a/documents/Design Brief.docx
+++ b/documents/Design Brief.docx
@@ -256,6 +256,7 @@
     <w:p>
       <w:pPr>
         <w:spacing w:after="0" w:lineRule="auto"/>
+        <w:jc w:val="both"/>
         <w:rPr>
           <w:sz w:val="18"/>
           <w:szCs w:val="18"/>
@@ -283,6 +284,7 @@
     <w:p>
       <w:pPr>
         <w:spacing w:after="0" w:lineRule="auto"/>
+        <w:jc w:val="both"/>
         <w:rPr>
           <w:sz w:val="18"/>
           <w:szCs w:val="18"/>
@@ -300,6 +302,7 @@
     <w:p>
       <w:pPr>
         <w:spacing w:after="0" w:lineRule="auto"/>
+        <w:jc w:val="both"/>
         <w:rPr>
           <w:sz w:val="18"/>
           <w:szCs w:val="18"/>
@@ -317,6 +320,7 @@
     <w:p>
       <w:pPr>
         <w:spacing w:after="0" w:lineRule="auto"/>
+        <w:jc w:val="both"/>
         <w:rPr>
           <w:color w:val="a0a0a0"/>
           <w:sz w:val="18"/>
@@ -497,6 +501,7 @@
     <w:p>
       <w:pPr>
         <w:spacing w:after="40" w:lineRule="auto"/>
+        <w:jc w:val="both"/>
         <w:rPr/>
       </w:pPr>
       <w:r>
@@ -508,6 +513,7 @@
     <w:p>
       <w:pPr>
         <w:spacing w:after="40" w:lineRule="auto"/>
+        <w:jc w:val="both"/>
         <w:rPr/>
       </w:pPr>
       <w:r>
@@ -529,6 +535,7 @@
     <w:p>
       <w:pPr>
         <w:spacing w:after="40" w:lineRule="auto"/>
+        <w:jc w:val="both"/>
         <w:rPr>
           <w:b w:val="1"/>
           <w:bCs w:val="1"/>
@@ -570,6 +577,7 @@
     <w:p>
       <w:pPr>
         <w:spacing w:after="40" w:lineRule="auto"/>
+        <w:jc w:val="both"/>
         <w:rPr>
           <w:b w:val="1"/>
           <w:bCs w:val="1"/>
@@ -591,6 +599,7 @@
     <w:p>
       <w:pPr>
         <w:spacing w:after="40" w:lineRule="auto"/>
+        <w:jc w:val="both"/>
         <w:rPr>
           <w:sz w:val="18"/>
           <w:szCs w:val="18"/>
@@ -613,6 +622,7 @@
         </w:numPr>
         <w:spacing w:after="0" w:afterAutospacing="0" w:lineRule="auto"/>
         <w:ind w:left="720" w:hanging="360"/>
+        <w:jc w:val="both"/>
         <w:rPr>
           <w:sz w:val="18"/>
           <w:szCs w:val="18"/>
@@ -636,6 +646,7 @@
         </w:numPr>
         <w:spacing w:after="0" w:afterAutospacing="0" w:lineRule="auto"/>
         <w:ind w:left="720" w:hanging="360"/>
+        <w:jc w:val="both"/>
         <w:rPr>
           <w:sz w:val="18"/>
           <w:szCs w:val="18"/>
@@ -659,6 +670,7 @@
         </w:numPr>
         <w:spacing w:after="0" w:afterAutospacing="0" w:lineRule="auto"/>
         <w:ind w:left="720" w:hanging="360"/>
+        <w:jc w:val="both"/>
         <w:rPr>
           <w:sz w:val="18"/>
           <w:szCs w:val="18"/>
@@ -682,6 +694,7 @@
         </w:numPr>
         <w:spacing w:after="40" w:lineRule="auto"/>
         <w:ind w:left="720" w:hanging="360"/>
+        <w:jc w:val="both"/>
         <w:rPr>
           <w:sz w:val="18"/>
           <w:szCs w:val="18"/>
@@ -700,6 +713,7 @@
     <w:p>
       <w:pPr>
         <w:spacing w:after="40" w:lineRule="auto"/>
+        <w:jc w:val="both"/>
         <w:rPr>
           <w:sz w:val="18"/>
           <w:szCs w:val="18"/>
@@ -859,14 +873,14 @@
           <w:p>
             <w:pPr>
               <w:rPr>
-                <w:sz w:val="18"/>
-                <w:szCs w:val="18"/>
-              </w:rPr>
-            </w:pPr>
-            <w:r>
-              <w:rPr>
-                <w:sz w:val="18"/>
-                <w:szCs w:val="18"/>
+                <w:sz w:val="16"/>
+                <w:szCs w:val="16"/>
+              </w:rPr>
+            </w:pPr>
+            <w:r>
+              <w:rPr>
+                <w:sz w:val="16"/>
+                <w:szCs w:val="16"/>
                 <w:rtl w:val="0"/>
               </w:rPr>
               <w:t xml:space="preserve">Cassero regulars aren’t aware of the archive’s existence, missing crucial information on Italian Pride.</w:t>
@@ -878,14 +892,14 @@
           <w:p>
             <w:pPr>
               <w:rPr>
-                <w:sz w:val="18"/>
-                <w:szCs w:val="18"/>
-              </w:rPr>
-            </w:pPr>
-            <w:r>
-              <w:rPr>
-                <w:sz w:val="18"/>
-                <w:szCs w:val="18"/>
+                <w:sz w:val="16"/>
+                <w:szCs w:val="16"/>
+              </w:rPr>
+            </w:pPr>
+            <w:r>
+              <w:rPr>
+                <w:sz w:val="16"/>
+                <w:szCs w:val="16"/>
                 <w:rtl w:val="0"/>
               </w:rPr>
               <w:t xml:space="preserve">The audience</w:t>
@@ -897,14 +911,14 @@
           <w:p>
             <w:pPr>
               <w:rPr>
-                <w:sz w:val="18"/>
-                <w:szCs w:val="18"/>
-              </w:rPr>
-            </w:pPr>
-            <w:r>
-              <w:rPr>
-                <w:sz w:val="18"/>
-                <w:szCs w:val="18"/>
+                <w:sz w:val="16"/>
+                <w:szCs w:val="16"/>
+              </w:rPr>
+            </w:pPr>
+            <w:r>
+              <w:rPr>
+                <w:sz w:val="16"/>
+                <w:szCs w:val="16"/>
                 <w:rtl w:val="0"/>
               </w:rPr>
               <w:t xml:space="preserve">The design must provide sufficient historical information in a captivating way</w:t>
@@ -922,14 +936,14 @@
           <w:p>
             <w:pPr>
               <w:rPr>
-                <w:sz w:val="18"/>
-                <w:szCs w:val="18"/>
-              </w:rPr>
-            </w:pPr>
-            <w:r>
-              <w:rPr>
-                <w:sz w:val="18"/>
-                <w:szCs w:val="18"/>
+                <w:sz w:val="16"/>
+                <w:szCs w:val="16"/>
+              </w:rPr>
+            </w:pPr>
+            <w:r>
+              <w:rPr>
+                <w:sz w:val="16"/>
+                <w:szCs w:val="16"/>
                 <w:rtl w:val="0"/>
               </w:rPr>
               <w:t xml:space="preserve">The archive does not have a dedicated space for exhibitions. It does have a court outside, and a hall dedicated to events.</w:t>
@@ -941,14 +955,14 @@
           <w:p>
             <w:pPr>
               <w:rPr>
-                <w:sz w:val="18"/>
-                <w:szCs w:val="18"/>
-              </w:rPr>
-            </w:pPr>
-            <w:r>
-              <w:rPr>
-                <w:sz w:val="18"/>
-                <w:szCs w:val="18"/>
+                <w:sz w:val="16"/>
+                <w:szCs w:val="16"/>
+              </w:rPr>
+            </w:pPr>
+            <w:r>
+              <w:rPr>
+                <w:sz w:val="16"/>
+                <w:szCs w:val="16"/>
                 <w:rtl w:val="0"/>
               </w:rPr>
               <w:t xml:space="preserve">The audience</w:t>
@@ -960,14 +974,14 @@
           <w:p>
             <w:pPr>
               <w:rPr>
-                <w:sz w:val="18"/>
-                <w:szCs w:val="18"/>
-              </w:rPr>
-            </w:pPr>
-            <w:r>
-              <w:rPr>
-                <w:sz w:val="18"/>
-                <w:szCs w:val="18"/>
+                <w:sz w:val="16"/>
+                <w:szCs w:val="16"/>
+              </w:rPr>
+            </w:pPr>
+            <w:r>
+              <w:rPr>
+                <w:sz w:val="16"/>
+                <w:szCs w:val="16"/>
                 <w:rtl w:val="0"/>
               </w:rPr>
               <w:t xml:space="preserve">The design has to adapt to the available space, which is partially outdoors. </w:t>
@@ -985,14 +999,14 @@
           <w:p>
             <w:pPr>
               <w:rPr>
-                <w:sz w:val="18"/>
-                <w:szCs w:val="18"/>
-              </w:rPr>
-            </w:pPr>
-            <w:r>
-              <w:rPr>
-                <w:sz w:val="18"/>
-                <w:szCs w:val="18"/>
+                <w:sz w:val="16"/>
+                <w:szCs w:val="16"/>
+              </w:rPr>
+            </w:pPr>
+            <w:r>
+              <w:rPr>
+                <w:sz w:val="16"/>
+                <w:szCs w:val="16"/>
                 <w:rtl w:val="0"/>
               </w:rPr>
               <w:t xml:space="preserve">A large portion of the material preserved by Cassero is multimedial (registration, videos…).</w:t>
@@ -1004,14 +1018,14 @@
           <w:p>
             <w:pPr>
               <w:rPr>
-                <w:sz w:val="18"/>
-                <w:szCs w:val="18"/>
-              </w:rPr>
-            </w:pPr>
-            <w:r>
-              <w:rPr>
-                <w:sz w:val="18"/>
-                <w:szCs w:val="18"/>
+                <w:sz w:val="16"/>
+                <w:szCs w:val="16"/>
+              </w:rPr>
+            </w:pPr>
+            <w:r>
+              <w:rPr>
+                <w:sz w:val="16"/>
+                <w:szCs w:val="16"/>
                 <w:rtl w:val="0"/>
               </w:rPr>
               <w:t xml:space="preserve">The archive</w:t>
@@ -1023,14 +1037,14 @@
           <w:p>
             <w:pPr>
               <w:rPr>
-                <w:sz w:val="18"/>
-                <w:szCs w:val="18"/>
-              </w:rPr>
-            </w:pPr>
-            <w:r>
-              <w:rPr>
-                <w:sz w:val="18"/>
-                <w:szCs w:val="18"/>
+                <w:sz w:val="16"/>
+                <w:szCs w:val="16"/>
+              </w:rPr>
+            </w:pPr>
+            <w:r>
+              <w:rPr>
+                <w:sz w:val="16"/>
+                <w:szCs w:val="16"/>
                 <w:rtl w:val="0"/>
               </w:rPr>
               <w:t xml:space="preserve">A large portion of the exhibition has to be dedicated to multimedial content.</w:t>
@@ -1048,14 +1062,14 @@
           <w:p>
             <w:pPr>
               <w:rPr>
-                <w:sz w:val="18"/>
-                <w:szCs w:val="18"/>
-              </w:rPr>
-            </w:pPr>
-            <w:r>
-              <w:rPr>
-                <w:sz w:val="18"/>
-                <w:szCs w:val="18"/>
+                <w:sz w:val="16"/>
+                <w:szCs w:val="16"/>
+              </w:rPr>
+            </w:pPr>
+            <w:r>
+              <w:rPr>
+                <w:sz w:val="16"/>
+                <w:szCs w:val="16"/>
                 <w:rtl w:val="0"/>
               </w:rPr>
               <w:t xml:space="preserve">The archive is so large that it may be hard to browse through the digital content without guidance.</w:t>
@@ -1067,14 +1081,14 @@
           <w:p>
             <w:pPr>
               <w:rPr>
-                <w:sz w:val="18"/>
-                <w:szCs w:val="18"/>
-              </w:rPr>
-            </w:pPr>
-            <w:r>
-              <w:rPr>
-                <w:sz w:val="18"/>
-                <w:szCs w:val="18"/>
+                <w:sz w:val="16"/>
+                <w:szCs w:val="16"/>
+              </w:rPr>
+            </w:pPr>
+            <w:r>
+              <w:rPr>
+                <w:sz w:val="16"/>
+                <w:szCs w:val="16"/>
                 <w:rtl w:val="0"/>
               </w:rPr>
               <w:t xml:space="preserve">The audience</w:t>
@@ -1086,17 +1100,17 @@
           <w:p>
             <w:pPr>
               <w:rPr>
-                <w:sz w:val="18"/>
-                <w:szCs w:val="18"/>
-              </w:rPr>
-            </w:pPr>
-            <w:r>
-              <w:rPr>
-                <w:sz w:val="18"/>
-                <w:szCs w:val="18"/>
-                <w:rtl w:val="0"/>
-              </w:rPr>
-              <w:t xml:space="preserve">The exhibition must be digitized to be a permanent guide for researchers and people interested in Cassero’s work,</w:t>
+                <w:sz w:val="16"/>
+                <w:szCs w:val="16"/>
+              </w:rPr>
+            </w:pPr>
+            <w:r>
+              <w:rPr>
+                <w:sz w:val="16"/>
+                <w:szCs w:val="16"/>
+                <w:rtl w:val="0"/>
+              </w:rPr>
+              <w:t xml:space="preserve">The exhibition must be digitized to be a permanent guide for researchers and people interested in Cassero’s work</w:t>
             </w:r>
           </w:p>
         </w:tc>
@@ -1117,6 +1131,7 @@
     <w:p>
       <w:pPr>
         <w:spacing w:after="40" w:lineRule="auto"/>
+        <w:jc w:val="both"/>
         <w:rPr>
           <w:b w:val="1"/>
           <w:bCs w:val="1"/>
@@ -1133,6 +1148,7 @@
     <w:p>
       <w:pPr>
         <w:spacing w:after="40" w:lineRule="auto"/>
+        <w:jc w:val="both"/>
         <w:rPr>
           <w:b w:val="1"/>
           <w:bCs w:val="1"/>
@@ -1154,6 +1170,7 @@
     <w:p>
       <w:pPr>
         <w:spacing w:after="40" w:lineRule="auto"/>
+        <w:jc w:val="both"/>
         <w:rPr>
           <w:sz w:val="18"/>
           <w:szCs w:val="18"/>
@@ -1176,6 +1193,7 @@
         </w:numPr>
         <w:spacing w:after="0" w:afterAutospacing="0" w:lineRule="auto"/>
         <w:ind w:left="720" w:hanging="360"/>
+        <w:jc w:val="both"/>
         <w:rPr>
           <w:i w:val="1"/>
           <w:iCs w:val="1"/>
@@ -1210,6 +1228,7 @@
         </w:numPr>
         <w:spacing w:after="0" w:afterAutospacing="0" w:lineRule="auto"/>
         <w:ind w:left="720" w:hanging="360"/>
+        <w:jc w:val="both"/>
         <w:rPr>
           <w:i w:val="1"/>
           <w:iCs w:val="1"/>
@@ -1244,6 +1263,7 @@
         </w:numPr>
         <w:spacing w:after="40" w:lineRule="auto"/>
         <w:ind w:left="720" w:hanging="360"/>
+        <w:jc w:val="both"/>
         <w:rPr>
           <w:sz w:val="18"/>
           <w:szCs w:val="18"/>
@@ -1290,8 +1310,9 @@
     <w:tbl>
       <w:tblPr>
         <w:tblStyle w:val="Table3"/>
+        <w:tblpPr w:leftFromText="180" w:rightFromText="180" w:topFromText="180" w:bottomFromText="180" w:vertAnchor="text" w:horzAnchor="text" w:tblpX="2.9999999999998295" w:tblpY="16.58935546875"/>
         <w:tblW w:w="10086.0" w:type="dxa"/>
-        <w:jc w:val="center"/>
+        <w:jc w:val="left"/>
         <w:tblBorders>
           <w:top w:color="000000" w:space="0" w:sz="4" w:val="single"/>
           <w:left w:color="000000" w:space="0" w:sz="4" w:val="single"/>
@@ -1418,14 +1439,14 @@
           <w:p>
             <w:pPr>
               <w:rPr>
-                <w:sz w:val="18"/>
-                <w:szCs w:val="18"/>
-              </w:rPr>
-            </w:pPr>
-            <w:r>
-              <w:rPr>
-                <w:sz w:val="18"/>
-                <w:szCs w:val="18"/>
+                <w:sz w:val="16"/>
+                <w:szCs w:val="16"/>
+              </w:rPr>
+            </w:pPr>
+            <w:r>
+              <w:rPr>
+                <w:sz w:val="16"/>
+                <w:szCs w:val="16"/>
                 <w:rtl w:val="0"/>
               </w:rPr>
               <w:t xml:space="preserve">https://www.graphicdesignand.com/shows/hope-to-nope</w:t>
@@ -1437,14 +1458,14 @@
           <w:p>
             <w:pPr>
               <w:rPr>
-                <w:sz w:val="18"/>
-                <w:szCs w:val="18"/>
-              </w:rPr>
-            </w:pPr>
-            <w:r>
-              <w:rPr>
-                <w:sz w:val="18"/>
-                <w:szCs w:val="18"/>
+                <w:sz w:val="16"/>
+                <w:szCs w:val="16"/>
+              </w:rPr>
+            </w:pPr>
+            <w:r>
+              <w:rPr>
+                <w:sz w:val="16"/>
+                <w:szCs w:val="16"/>
                 <w:rtl w:val="0"/>
               </w:rPr>
               <w:t xml:space="preserve">It shows political history and turbulence through tangible traces, focusing on a particular (in their case, aesthetic) key. </w:t>
@@ -1456,14 +1477,14 @@
           <w:p>
             <w:pPr>
               <w:rPr>
-                <w:sz w:val="18"/>
-                <w:szCs w:val="18"/>
-              </w:rPr>
-            </w:pPr>
-            <w:r>
-              <w:rPr>
-                <w:sz w:val="18"/>
-                <w:szCs w:val="18"/>
+                <w:sz w:val="16"/>
+                <w:szCs w:val="16"/>
+              </w:rPr>
+            </w:pPr>
+            <w:r>
+              <w:rPr>
+                <w:sz w:val="16"/>
+                <w:szCs w:val="16"/>
                 <w:rtl w:val="0"/>
               </w:rPr>
               <w:t xml:space="preserve">Multimedia elements are missing, the exhibition was not rendered digitally so it is no longer accessible.</w:t>
@@ -1481,14 +1502,14 @@
           <w:p>
             <w:pPr>
               <w:rPr>
-                <w:sz w:val="18"/>
-                <w:szCs w:val="18"/>
-              </w:rPr>
-            </w:pPr>
-            <w:r>
-              <w:rPr>
-                <w:sz w:val="18"/>
-                <w:szCs w:val="18"/>
+                <w:sz w:val="16"/>
+                <w:szCs w:val="16"/>
+              </w:rPr>
+            </w:pPr>
+            <w:r>
+              <w:rPr>
+                <w:sz w:val="16"/>
+                <w:szCs w:val="16"/>
                 <w:rtl w:val="0"/>
               </w:rPr>
               <w:t xml:space="preserve">https://www.brooklynmuseum.org/exhibitions/copy_machine_manifestos_artists_who_make_zines</w:t>
@@ -1500,14 +1521,14 @@
           <w:p>
             <w:pPr>
               <w:rPr>
-                <w:sz w:val="18"/>
-                <w:szCs w:val="18"/>
-              </w:rPr>
-            </w:pPr>
-            <w:r>
-              <w:rPr>
-                <w:sz w:val="18"/>
-                <w:szCs w:val="18"/>
+                <w:sz w:val="16"/>
+                <w:szCs w:val="16"/>
+              </w:rPr>
+            </w:pPr>
+            <w:r>
+              <w:rPr>
+                <w:sz w:val="16"/>
+                <w:szCs w:val="16"/>
                 <w:rtl w:val="0"/>
               </w:rPr>
               <w:t xml:space="preserve">It displays marginalized people’s influence in history through an art medium.</w:t>
@@ -1519,14 +1540,14 @@
           <w:p>
             <w:pPr>
               <w:rPr>
-                <w:sz w:val="18"/>
-                <w:szCs w:val="18"/>
-              </w:rPr>
-            </w:pPr>
-            <w:r>
-              <w:rPr>
-                <w:sz w:val="18"/>
-                <w:szCs w:val="18"/>
+                <w:sz w:val="16"/>
+                <w:szCs w:val="16"/>
+              </w:rPr>
+            </w:pPr>
+            <w:r>
+              <w:rPr>
+                <w:sz w:val="16"/>
+                <w:szCs w:val="16"/>
                 <w:rtl w:val="0"/>
               </w:rPr>
               <w:t xml:space="preserve">Although the exhibition traces the history of zines up to the present day, it offers little insight into the evolution of DIY publishing through webzines, blogs, and digital platforms </w:t>
@@ -1544,14 +1565,14 @@
           <w:p>
             <w:pPr>
               <w:rPr>
-                <w:sz w:val="18"/>
-                <w:szCs w:val="18"/>
-              </w:rPr>
-            </w:pPr>
-            <w:r>
-              <w:rPr>
-                <w:sz w:val="18"/>
-                <w:szCs w:val="18"/>
+                <w:sz w:val="16"/>
+                <w:szCs w:val="16"/>
+              </w:rPr>
+            </w:pPr>
+            <w:r>
+              <w:rPr>
+                <w:sz w:val="16"/>
+                <w:szCs w:val="16"/>
                 <w:rtl w:val="0"/>
               </w:rPr>
               <w:t xml:space="preserve">https://lgbtqvrmuseum.com/</w:t>
@@ -1565,14 +1586,14 @@
               <w:rPr>
                 <w:b w:val="1"/>
                 <w:bCs w:val="1"/>
-                <w:sz w:val="18"/>
-                <w:szCs w:val="18"/>
-              </w:rPr>
-            </w:pPr>
-            <w:r>
-              <w:rPr>
-                <w:sz w:val="18"/>
-                <w:szCs w:val="18"/>
+                <w:sz w:val="16"/>
+                <w:szCs w:val="16"/>
+              </w:rPr>
+            </w:pPr>
+            <w:r>
+              <w:rPr>
+                <w:sz w:val="16"/>
+                <w:szCs w:val="16"/>
                 <w:rtl w:val="0"/>
               </w:rPr>
               <w:t xml:space="preserve">Encourages empathy, understanding, and engagement with LGBTQAI+ history and community.</w:t>
@@ -1589,15 +1610,15 @@
           <w:p>
             <w:pPr>
               <w:rPr>
-                <w:sz w:val="18"/>
-                <w:szCs w:val="18"/>
+                <w:sz w:val="16"/>
+                <w:szCs w:val="16"/>
                 <w:highlight w:val="yellow"/>
               </w:rPr>
             </w:pPr>
             <w:r>
               <w:rPr>
-                <w:sz w:val="18"/>
-                <w:szCs w:val="18"/>
+                <w:sz w:val="16"/>
+                <w:szCs w:val="16"/>
                 <w:rtl w:val="0"/>
               </w:rPr>
               <w:t xml:space="preserve">Great emphasis on individual narratives than on the broader historical and activist contexts.</w:t>
@@ -1620,14 +1641,14 @@
           <w:p>
             <w:pPr>
               <w:rPr>
-                <w:sz w:val="18"/>
-                <w:szCs w:val="18"/>
-              </w:rPr>
-            </w:pPr>
-            <w:r>
-              <w:rPr>
-                <w:sz w:val="18"/>
-                <w:szCs w:val="18"/>
+                <w:sz w:val="16"/>
+                <w:szCs w:val="16"/>
+              </w:rPr>
+            </w:pPr>
+            <w:r>
+              <w:rPr>
+                <w:sz w:val="16"/>
+                <w:szCs w:val="16"/>
                 <w:rtl w:val="0"/>
               </w:rPr>
               <w:t xml:space="preserve">https://cassero.it/centro-documentazione/</w:t>
@@ -1639,14 +1660,14 @@
           <w:p>
             <w:pPr>
               <w:rPr>
-                <w:sz w:val="18"/>
-                <w:szCs w:val="18"/>
-              </w:rPr>
-            </w:pPr>
-            <w:r>
-              <w:rPr>
-                <w:sz w:val="18"/>
-                <w:szCs w:val="18"/>
+                <w:sz w:val="16"/>
+                <w:szCs w:val="16"/>
+              </w:rPr>
+            </w:pPr>
+            <w:r>
+              <w:rPr>
+                <w:sz w:val="16"/>
+                <w:szCs w:val="16"/>
                 <w:rtl w:val="0"/>
               </w:rPr>
               <w:t xml:space="preserve">It displays a rich archive of LGBTQAI+ history in a digital format.</w:t>
@@ -1658,14 +1679,14 @@
           <w:p>
             <w:pPr>
               <w:rPr>
-                <w:sz w:val="18"/>
-                <w:szCs w:val="18"/>
-              </w:rPr>
-            </w:pPr>
-            <w:r>
-              <w:rPr>
-                <w:sz w:val="18"/>
-                <w:szCs w:val="18"/>
+                <w:sz w:val="16"/>
+                <w:szCs w:val="16"/>
+              </w:rPr>
+            </w:pPr>
+            <w:r>
+              <w:rPr>
+                <w:sz w:val="16"/>
+                <w:szCs w:val="16"/>
                 <w:rtl w:val="0"/>
               </w:rPr>
               <w:t xml:space="preserve">The center prioritizes documentation and preservation, making its rich collection less accessible and engaging.</w:t>
@@ -1678,29 +1699,28 @@
       <w:pPr>
         <w:spacing w:after="40" w:lineRule="auto"/>
         <w:rPr>
+          <w:sz w:val="18"/>
+          <w:szCs w:val="18"/>
+        </w:rPr>
+      </w:pPr>
+      <w:r>
+        <w:rPr>
+          <w:rtl w:val="0"/>
+        </w:rPr>
+      </w:r>
+    </w:p>
+    <w:p>
+      <w:pPr>
+        <w:spacing w:after="40" w:lineRule="auto"/>
+        <w:jc w:val="both"/>
+        <w:rPr/>
+      </w:pPr>
+      <w:r>
+        <w:rPr>
           <w:b w:val="1"/>
           <w:bCs w:val="1"/>
           <w:sz w:val="18"/>
           <w:szCs w:val="18"/>
-        </w:rPr>
-      </w:pPr>
-      <w:r>
-        <w:rPr>
-          <w:rtl w:val="0"/>
-        </w:rPr>
-      </w:r>
-    </w:p>
-    <w:p>
-      <w:pPr>
-        <w:spacing w:after="40" w:lineRule="auto"/>
-        <w:rPr/>
-      </w:pPr>
-      <w:r>
-        <w:rPr>
-          <w:b w:val="1"/>
-          <w:bCs w:val="1"/>
-          <w:sz w:val="18"/>
-          <w:szCs w:val="18"/>
           <w:rtl w:val="0"/>
         </w:rPr>
         <w:t xml:space="preserve">2.2 Gap statement: what existing solutions do not solve</w:t>
@@ -1714,6 +1734,7 @@
     <w:p>
       <w:pPr>
         <w:spacing w:after="0" w:lineRule="auto"/>
+        <w:jc w:val="both"/>
         <w:rPr>
           <w:sz w:val="18"/>
           <w:szCs w:val="18"/>
@@ -1739,6 +1760,7 @@
     <w:p>
       <w:pPr>
         <w:pStyle w:val="Heading1"/>
+        <w:jc w:val="both"/>
         <w:rPr/>
       </w:pPr>
       <w:r>
@@ -1751,6 +1773,7 @@
     <w:p>
       <w:pPr>
         <w:spacing w:after="40" w:lineRule="auto"/>
+        <w:jc w:val="both"/>
         <w:rPr>
           <w:b w:val="1"/>
           <w:bCs w:val="1"/>
@@ -1767,6 +1790,7 @@
     <w:p>
       <w:pPr>
         <w:spacing w:after="40" w:lineRule="auto"/>
+        <w:jc w:val="both"/>
         <w:rPr>
           <w:b w:val="1"/>
           <w:bCs w:val="1"/>
@@ -1793,6 +1817,7 @@
         </w:numPr>
         <w:spacing w:after="0" w:lineRule="auto"/>
         <w:ind w:left="720" w:hanging="360"/>
+        <w:jc w:val="both"/>
         <w:rPr>
           <w:sz w:val="18"/>
           <w:szCs w:val="18"/>
@@ -1825,6 +1850,7 @@
         </w:numPr>
         <w:spacing w:after="0" w:lineRule="auto"/>
         <w:ind w:left="720" w:hanging="360"/>
+        <w:jc w:val="both"/>
         <w:rPr>
           <w:sz w:val="18"/>
           <w:szCs w:val="18"/>
@@ -1862,6 +1888,7 @@
         </w:numPr>
         <w:spacing w:after="0" w:lineRule="auto"/>
         <w:ind w:left="720" w:hanging="360"/>
+        <w:jc w:val="both"/>
         <w:rPr>
           <w:sz w:val="18"/>
           <w:szCs w:val="18"/>
@@ -1894,6 +1921,7 @@
         </w:numPr>
         <w:spacing w:after="0" w:lineRule="auto"/>
         <w:ind w:left="720" w:hanging="360"/>
+        <w:jc w:val="both"/>
         <w:rPr>
           <w:sz w:val="18"/>
           <w:szCs w:val="18"/>
@@ -2060,14 +2088,14 @@
           <w:p>
             <w:pPr>
               <w:rPr>
-                <w:sz w:val="18"/>
-                <w:szCs w:val="18"/>
-              </w:rPr>
-            </w:pPr>
-            <w:r>
-              <w:rPr>
-                <w:sz w:val="18"/>
-                <w:szCs w:val="18"/>
+                <w:sz w:val="16"/>
+                <w:szCs w:val="16"/>
+              </w:rPr>
+            </w:pPr>
+            <w:r>
+              <w:rPr>
+                <w:sz w:val="16"/>
+                <w:szCs w:val="16"/>
                 <w:rtl w:val="0"/>
               </w:rPr>
               <w:t xml:space="preserve">Concept design</w:t>
@@ -2079,14 +2107,14 @@
           <w:p>
             <w:pPr>
               <w:rPr>
-                <w:sz w:val="18"/>
-                <w:szCs w:val="18"/>
-              </w:rPr>
-            </w:pPr>
-            <w:r>
-              <w:rPr>
-                <w:sz w:val="18"/>
-                <w:szCs w:val="18"/>
+                <w:sz w:val="16"/>
+                <w:szCs w:val="16"/>
+              </w:rPr>
+            </w:pPr>
+            <w:r>
+              <w:rPr>
+                <w:sz w:val="16"/>
+                <w:szCs w:val="16"/>
                 <w:rtl w:val="0"/>
               </w:rPr>
               <w:t xml:space="preserve">A phygital exhibition centered around Italian LGBTQIA+ history, in collaboration with Il Cassero and the Flavia Madaschi Center. Selected items from the Center are displayed and access to multimedia resources is provided. The exhibition is structured like a Pride march and ends in the hall where a VR experience is available.</w:t>
@@ -2098,14 +2126,14 @@
           <w:p>
             <w:pPr>
               <w:rPr>
-                <w:sz w:val="18"/>
-                <w:szCs w:val="18"/>
-              </w:rPr>
-            </w:pPr>
-            <w:r>
-              <w:rPr>
-                <w:sz w:val="18"/>
-                <w:szCs w:val="18"/>
+                <w:sz w:val="16"/>
+                <w:szCs w:val="16"/>
+              </w:rPr>
+            </w:pPr>
+            <w:r>
+              <w:rPr>
+                <w:sz w:val="16"/>
+                <w:szCs w:val="16"/>
                 <w:rtl w:val="0"/>
               </w:rPr>
               <w:t xml:space="preserve">Section 4</w:t>
@@ -2123,14 +2151,14 @@
           <w:p>
             <w:pPr>
               <w:rPr>
-                <w:sz w:val="18"/>
-                <w:szCs w:val="18"/>
-              </w:rPr>
-            </w:pPr>
-            <w:r>
-              <w:rPr>
-                <w:sz w:val="18"/>
-                <w:szCs w:val="18"/>
+                <w:sz w:val="16"/>
+                <w:szCs w:val="16"/>
+              </w:rPr>
+            </w:pPr>
+            <w:r>
+              <w:rPr>
+                <w:sz w:val="16"/>
+                <w:szCs w:val="16"/>
                 <w:rtl w:val="0"/>
               </w:rPr>
               <w:t xml:space="preserve">Experience loop</w:t>
@@ -2142,14 +2170,14 @@
           <w:p>
             <w:pPr>
               <w:rPr>
-                <w:sz w:val="18"/>
-                <w:szCs w:val="18"/>
-              </w:rPr>
-            </w:pPr>
-            <w:r>
-              <w:rPr>
-                <w:sz w:val="18"/>
-                <w:szCs w:val="18"/>
+                <w:sz w:val="16"/>
+                <w:szCs w:val="16"/>
+              </w:rPr>
+            </w:pPr>
+            <w:r>
+              <w:rPr>
+                <w:sz w:val="16"/>
+                <w:szCs w:val="16"/>
                 <w:rtl w:val="0"/>
               </w:rPr>
               <w:t xml:space="preserve">An exhibition structured in physical and digital layers that lead to the enrichment of personal in-depth knowledge about Italian Pride development. </w:t>
@@ -2161,14 +2189,14 @@
           <w:p>
             <w:pPr>
               <w:rPr>
-                <w:sz w:val="18"/>
-                <w:szCs w:val="18"/>
-              </w:rPr>
-            </w:pPr>
-            <w:r>
-              <w:rPr>
-                <w:sz w:val="18"/>
-                <w:szCs w:val="18"/>
+                <w:sz w:val="16"/>
+                <w:szCs w:val="16"/>
+              </w:rPr>
+            </w:pPr>
+            <w:r>
+              <w:rPr>
+                <w:sz w:val="16"/>
+                <w:szCs w:val="16"/>
                 <w:rtl w:val="0"/>
               </w:rPr>
               <w:t xml:space="preserve">Section 5</w:t>
@@ -2186,14 +2214,14 @@
           <w:p>
             <w:pPr>
               <w:rPr>
-                <w:sz w:val="18"/>
-                <w:szCs w:val="18"/>
-              </w:rPr>
-            </w:pPr>
-            <w:r>
-              <w:rPr>
-                <w:sz w:val="18"/>
-                <w:szCs w:val="18"/>
+                <w:sz w:val="16"/>
+                <w:szCs w:val="16"/>
+              </w:rPr>
+            </w:pPr>
+            <w:r>
+              <w:rPr>
+                <w:sz w:val="16"/>
+                <w:szCs w:val="16"/>
                 <w:rtl w:val="0"/>
               </w:rPr>
               <w:t xml:space="preserve">Experience mechanics</w:t>
@@ -2205,14 +2233,14 @@
           <w:p>
             <w:pPr>
               <w:rPr>
-                <w:sz w:val="18"/>
-                <w:szCs w:val="18"/>
-              </w:rPr>
-            </w:pPr>
-            <w:r>
-              <w:rPr>
-                <w:sz w:val="18"/>
-                <w:szCs w:val="18"/>
+                <w:sz w:val="16"/>
+                <w:szCs w:val="16"/>
+              </w:rPr>
+            </w:pPr>
+            <w:r>
+              <w:rPr>
+                <w:sz w:val="16"/>
+                <w:szCs w:val="16"/>
                 <w:rtl w:val="0"/>
               </w:rPr>
               <w:t xml:space="preserve">A hybrid, personalized experience that enriches the physical collection and its materials.</w:t>
@@ -2224,14 +2252,14 @@
           <w:p>
             <w:pPr>
               <w:rPr>
-                <w:sz w:val="18"/>
-                <w:szCs w:val="18"/>
-              </w:rPr>
-            </w:pPr>
-            <w:r>
-              <w:rPr>
-                <w:sz w:val="18"/>
-                <w:szCs w:val="18"/>
+                <w:sz w:val="16"/>
+                <w:szCs w:val="16"/>
+              </w:rPr>
+            </w:pPr>
+            <w:r>
+              <w:rPr>
+                <w:sz w:val="16"/>
+                <w:szCs w:val="16"/>
                 <w:rtl w:val="0"/>
               </w:rPr>
               <w:t xml:space="preserve">Section 5</w:t>
@@ -2249,14 +2277,14 @@
           <w:p>
             <w:pPr>
               <w:rPr>
-                <w:sz w:val="18"/>
-                <w:szCs w:val="18"/>
-              </w:rPr>
-            </w:pPr>
-            <w:r>
-              <w:rPr>
-                <w:sz w:val="18"/>
-                <w:szCs w:val="18"/>
+                <w:sz w:val="16"/>
+                <w:szCs w:val="16"/>
+              </w:rPr>
+            </w:pPr>
+            <w:r>
+              <w:rPr>
+                <w:sz w:val="16"/>
+                <w:szCs w:val="16"/>
                 <w:rtl w:val="0"/>
               </w:rPr>
               <w:t xml:space="preserve">User flowchart</w:t>
@@ -2268,14 +2296,14 @@
           <w:p>
             <w:pPr>
               <w:rPr>
-                <w:sz w:val="18"/>
-                <w:szCs w:val="18"/>
-              </w:rPr>
-            </w:pPr>
-            <w:r>
-              <w:rPr>
-                <w:sz w:val="18"/>
-                <w:szCs w:val="18"/>
+                <w:sz w:val="16"/>
+                <w:szCs w:val="16"/>
+              </w:rPr>
+            </w:pPr>
+            <w:r>
+              <w:rPr>
+                <w:sz w:val="16"/>
+                <w:szCs w:val="16"/>
                 <w:rtl w:val="0"/>
               </w:rPr>
               <w:t xml:space="preserve">A flowchart mapping the visitor’s path while engaging with the different physical and digital entities of the exhibition. Step-by-step decisions of the visitor who can choose the best suiting way to engage with the exhibition.</w:t>
@@ -2287,14 +2315,14 @@
           <w:p>
             <w:pPr>
               <w:rPr>
-                <w:sz w:val="18"/>
-                <w:szCs w:val="18"/>
-              </w:rPr>
-            </w:pPr>
-            <w:r>
-              <w:rPr>
-                <w:sz w:val="18"/>
-                <w:szCs w:val="18"/>
+                <w:sz w:val="16"/>
+                <w:szCs w:val="16"/>
+              </w:rPr>
+            </w:pPr>
+            <w:r>
+              <w:rPr>
+                <w:sz w:val="16"/>
+                <w:szCs w:val="16"/>
                 <w:rtl w:val="0"/>
               </w:rPr>
               <w:t xml:space="preserve">Section 6</w:t>
@@ -2312,14 +2340,14 @@
           <w:p>
             <w:pPr>
               <w:rPr>
-                <w:sz w:val="18"/>
-                <w:szCs w:val="18"/>
-              </w:rPr>
-            </w:pPr>
-            <w:r>
-              <w:rPr>
-                <w:sz w:val="18"/>
-                <w:szCs w:val="18"/>
+                <w:sz w:val="16"/>
+                <w:szCs w:val="16"/>
+              </w:rPr>
+            </w:pPr>
+            <w:r>
+              <w:rPr>
+                <w:sz w:val="16"/>
+                <w:szCs w:val="16"/>
                 <w:rtl w:val="0"/>
               </w:rPr>
               <w:t xml:space="preserve">Swimlane flowchart</w:t>
@@ -2331,14 +2359,14 @@
           <w:p>
             <w:pPr>
               <w:rPr>
-                <w:sz w:val="18"/>
-                <w:szCs w:val="18"/>
-              </w:rPr>
-            </w:pPr>
-            <w:r>
-              <w:rPr>
-                <w:sz w:val="18"/>
-                <w:szCs w:val="18"/>
+                <w:sz w:val="16"/>
+                <w:szCs w:val="16"/>
+              </w:rPr>
+            </w:pPr>
+            <w:r>
+              <w:rPr>
+                <w:sz w:val="16"/>
+                <w:szCs w:val="16"/>
                 <w:rtl w:val="0"/>
               </w:rPr>
               <w:t xml:space="preserve">A swimlane flowchart explaining the different interactions between the visitor, the physical elements and the digital ones  (WebApp, VR).</w:t>
@@ -2350,14 +2378,14 @@
           <w:p>
             <w:pPr>
               <w:rPr>
-                <w:sz w:val="18"/>
-                <w:szCs w:val="18"/>
-              </w:rPr>
-            </w:pPr>
-            <w:r>
-              <w:rPr>
-                <w:sz w:val="18"/>
-                <w:szCs w:val="18"/>
+                <w:sz w:val="16"/>
+                <w:szCs w:val="16"/>
+              </w:rPr>
+            </w:pPr>
+            <w:r>
+              <w:rPr>
+                <w:sz w:val="16"/>
+                <w:szCs w:val="16"/>
                 <w:rtl w:val="0"/>
               </w:rPr>
               <w:t xml:space="preserve">Section 6</w:t>
@@ -2375,14 +2403,14 @@
           <w:p>
             <w:pPr>
               <w:rPr>
-                <w:sz w:val="18"/>
-                <w:szCs w:val="18"/>
-              </w:rPr>
-            </w:pPr>
-            <w:r>
-              <w:rPr>
-                <w:sz w:val="18"/>
-                <w:szCs w:val="18"/>
+                <w:sz w:val="16"/>
+                <w:szCs w:val="16"/>
+              </w:rPr>
+            </w:pPr>
+            <w:r>
+              <w:rPr>
+                <w:sz w:val="16"/>
+                <w:szCs w:val="16"/>
                 <w:rtl w:val="0"/>
               </w:rPr>
               <w:t xml:space="preserve">User journey map</w:t>
@@ -2394,14 +2422,14 @@
           <w:p>
             <w:pPr>
               <w:rPr>
-                <w:sz w:val="18"/>
-                <w:szCs w:val="18"/>
-              </w:rPr>
-            </w:pPr>
-            <w:r>
-              <w:rPr>
-                <w:sz w:val="18"/>
-                <w:szCs w:val="18"/>
+                <w:sz w:val="16"/>
+                <w:szCs w:val="16"/>
+              </w:rPr>
+            </w:pPr>
+            <w:r>
+              <w:rPr>
+                <w:sz w:val="16"/>
+                <w:szCs w:val="16"/>
                 <w:rtl w:val="0"/>
               </w:rPr>
               <w:t xml:space="preserve">A Twine detailing the user journey.</w:t>
@@ -2413,14 +2441,14 @@
           <w:p>
             <w:pPr>
               <w:rPr>
-                <w:sz w:val="18"/>
-                <w:szCs w:val="18"/>
-              </w:rPr>
-            </w:pPr>
-            <w:r>
-              <w:rPr>
-                <w:sz w:val="18"/>
-                <w:szCs w:val="18"/>
+                <w:sz w:val="16"/>
+                <w:szCs w:val="16"/>
+              </w:rPr>
+            </w:pPr>
+            <w:r>
+              <w:rPr>
+                <w:sz w:val="16"/>
+                <w:szCs w:val="16"/>
                 <w:rtl w:val="0"/>
               </w:rPr>
               <w:t xml:space="preserve">Section 7</w:t>
@@ -2448,6 +2476,7 @@
     <w:p>
       <w:pPr>
         <w:spacing w:after="40" w:lineRule="auto"/>
+        <w:jc w:val="both"/>
         <w:rPr/>
       </w:pPr>
       <w:r>
@@ -2474,6 +2503,7 @@
         </w:numPr>
         <w:spacing w:after="0" w:afterAutospacing="0" w:lineRule="auto"/>
         <w:ind w:left="720" w:hanging="360"/>
+        <w:jc w:val="both"/>
         <w:rPr>
           <w:sz w:val="18"/>
           <w:szCs w:val="18"/>
@@ -2547,6 +2577,7 @@
         </w:numPr>
         <w:spacing w:after="0" w:afterAutospacing="0" w:lineRule="auto"/>
         <w:ind w:left="720" w:hanging="360"/>
+        <w:jc w:val="both"/>
         <w:rPr>
           <w:sz w:val="18"/>
           <w:szCs w:val="18"/>
@@ -2600,6 +2631,7 @@
         </w:numPr>
         <w:spacing w:after="40" w:lineRule="auto"/>
         <w:ind w:left="720" w:hanging="360"/>
+        <w:jc w:val="both"/>
         <w:rPr>
           <w:sz w:val="18"/>
           <w:szCs w:val="18"/>
@@ -2633,23 +2665,19 @@
     <w:p>
       <w:pPr>
         <w:pStyle w:val="Heading1"/>
-        <w:rPr/>
-      </w:pPr>
-      <w:r>
-        <w:rPr>
-          <w:rtl w:val="0"/>
-        </w:rPr>
-        <w:t xml:space="preserve">4. Design Brief</w:t>
-      </w:r>
-    </w:p>
-    <w:p>
-      <w:pPr>
+        <w:jc w:val="both"/>
         <w:rPr>
           <w:b w:val="1"/>
           <w:bCs w:val="1"/>
           <w:highlight w:val="yellow"/>
         </w:rPr>
       </w:pPr>
+      <w:r>
+        <w:rPr>
+          <w:rtl w:val="0"/>
+        </w:rPr>
+        <w:t xml:space="preserve">4. Design Brief</w:t>
+      </w:r>
       <w:r>
         <w:rPr>
           <w:rtl w:val="0"/>
@@ -2707,8 +2735,8 @@
           <w:p>
             <w:pPr>
               <w:rPr>
-                <w:sz w:val="18"/>
-                <w:szCs w:val="18"/>
+                <w:sz w:val="16"/>
+                <w:szCs w:val="16"/>
               </w:rPr>
             </w:pPr>
             <w:r>
@@ -2716,8 +2744,8 @@
                 <w:b w:val="1"/>
                 <w:bCs w:val="1"/>
                 <w:color w:val="ffffff"/>
-                <w:sz w:val="18"/>
-                <w:szCs w:val="18"/>
+                <w:sz w:val="16"/>
+                <w:szCs w:val="16"/>
                 <w:rtl w:val="0"/>
               </w:rPr>
               <w:t xml:space="preserve">Design brief element</w:t>
@@ -2737,8 +2765,8 @@
           <w:p>
             <w:pPr>
               <w:rPr>
-                <w:sz w:val="18"/>
-                <w:szCs w:val="18"/>
+                <w:sz w:val="16"/>
+                <w:szCs w:val="16"/>
               </w:rPr>
             </w:pPr>
             <w:r>
@@ -2746,8 +2774,8 @@
                 <w:b w:val="1"/>
                 <w:bCs w:val="1"/>
                 <w:color w:val="ffffff"/>
-                <w:sz w:val="18"/>
-                <w:szCs w:val="18"/>
+                <w:sz w:val="16"/>
+                <w:szCs w:val="16"/>
                 <w:rtl w:val="0"/>
               </w:rPr>
               <w:t xml:space="preserve">Student answer</w:t>
@@ -2773,14 +2801,14 @@
           <w:p>
             <w:pPr>
               <w:rPr>
-                <w:sz w:val="18"/>
-                <w:szCs w:val="18"/>
-              </w:rPr>
-            </w:pPr>
-            <w:r>
-              <w:rPr>
-                <w:sz w:val="18"/>
-                <w:szCs w:val="18"/>
+                <w:sz w:val="16"/>
+                <w:szCs w:val="16"/>
+              </w:rPr>
+            </w:pPr>
+            <w:r>
+              <w:rPr>
+                <w:sz w:val="16"/>
+                <w:szCs w:val="16"/>
                 <w:rtl w:val="0"/>
               </w:rPr>
               <w:t xml:space="preserve">Title</w:t>
@@ -2794,14 +2822,14 @@
           <w:p>
             <w:pPr>
               <w:rPr>
-                <w:sz w:val="18"/>
-                <w:szCs w:val="18"/>
-              </w:rPr>
-            </w:pPr>
-            <w:r>
-              <w:rPr>
-                <w:sz w:val="18"/>
-                <w:szCs w:val="18"/>
+                <w:sz w:val="16"/>
+                <w:szCs w:val="16"/>
+              </w:rPr>
+            </w:pPr>
+            <w:r>
+              <w:rPr>
+                <w:sz w:val="16"/>
+                <w:szCs w:val="16"/>
                 <w:rtl w:val="0"/>
               </w:rPr>
               <w:t xml:space="preserve">Fighting for Pride – The Italian Path to LGBTQIA+ Resistance</w:t>
@@ -2821,14 +2849,14 @@
           <w:p>
             <w:pPr>
               <w:rPr>
-                <w:sz w:val="18"/>
-                <w:szCs w:val="18"/>
-              </w:rPr>
-            </w:pPr>
-            <w:r>
-              <w:rPr>
-                <w:sz w:val="18"/>
-                <w:szCs w:val="18"/>
+                <w:sz w:val="16"/>
+                <w:szCs w:val="16"/>
+              </w:rPr>
+            </w:pPr>
+            <w:r>
+              <w:rPr>
+                <w:sz w:val="16"/>
+                <w:szCs w:val="16"/>
                 <w:rtl w:val="0"/>
               </w:rPr>
               <w:t xml:space="preserve">Type of application / game</w:t>
@@ -2842,14 +2870,14 @@
           <w:p>
             <w:pPr>
               <w:rPr>
-                <w:sz w:val="18"/>
-                <w:szCs w:val="18"/>
-              </w:rPr>
-            </w:pPr>
-            <w:r>
-              <w:rPr>
-                <w:sz w:val="18"/>
-                <w:szCs w:val="18"/>
+                <w:sz w:val="16"/>
+                <w:szCs w:val="16"/>
+              </w:rPr>
+            </w:pPr>
+            <w:r>
+              <w:rPr>
+                <w:sz w:val="16"/>
+                <w:szCs w:val="16"/>
                 <w:rtl w:val="0"/>
               </w:rPr>
               <w:t xml:space="preserve">Hybrid exhibition</w:t>
@@ -2869,14 +2897,14 @@
           <w:p>
             <w:pPr>
               <w:rPr>
-                <w:sz w:val="18"/>
-                <w:szCs w:val="18"/>
-              </w:rPr>
-            </w:pPr>
-            <w:r>
-              <w:rPr>
-                <w:sz w:val="18"/>
-                <w:szCs w:val="18"/>
+                <w:sz w:val="16"/>
+                <w:szCs w:val="16"/>
+              </w:rPr>
+            </w:pPr>
+            <w:r>
+              <w:rPr>
+                <w:sz w:val="16"/>
+                <w:szCs w:val="16"/>
                 <w:rtl w:val="0"/>
               </w:rPr>
               <w:t xml:space="preserve">Primary audience</w:t>
@@ -2890,14 +2918,14 @@
           <w:p>
             <w:pPr>
               <w:rPr>
-                <w:sz w:val="18"/>
-                <w:szCs w:val="18"/>
-              </w:rPr>
-            </w:pPr>
-            <w:r>
-              <w:rPr>
-                <w:sz w:val="18"/>
-                <w:szCs w:val="18"/>
+                <w:sz w:val="16"/>
+                <w:szCs w:val="16"/>
+              </w:rPr>
+            </w:pPr>
+            <w:r>
+              <w:rPr>
+                <w:sz w:val="16"/>
+                <w:szCs w:val="16"/>
                 <w:rtl w:val="0"/>
               </w:rPr>
               <w:t xml:space="preserve">LGBTQAI+ community members and allies that already know about the international history and want to learn more about Italian Pride (18-25+)</w:t>
@@ -2917,14 +2945,14 @@
           <w:p>
             <w:pPr>
               <w:rPr>
-                <w:sz w:val="18"/>
-                <w:szCs w:val="18"/>
-              </w:rPr>
-            </w:pPr>
-            <w:r>
-              <w:rPr>
-                <w:sz w:val="18"/>
-                <w:szCs w:val="18"/>
+                <w:sz w:val="16"/>
+                <w:szCs w:val="16"/>
+              </w:rPr>
+            </w:pPr>
+            <w:r>
+              <w:rPr>
+                <w:sz w:val="16"/>
+                <w:szCs w:val="16"/>
                 <w:rtl w:val="0"/>
               </w:rPr>
               <w:t xml:space="preserve">Secondary audience</w:t>
@@ -2938,14 +2966,14 @@
           <w:p>
             <w:pPr>
               <w:rPr>
-                <w:sz w:val="18"/>
-                <w:szCs w:val="18"/>
-              </w:rPr>
-            </w:pPr>
-            <w:r>
-              <w:rPr>
-                <w:sz w:val="18"/>
-                <w:szCs w:val="18"/>
+                <w:sz w:val="16"/>
+                <w:szCs w:val="16"/>
+              </w:rPr>
+            </w:pPr>
+            <w:r>
+              <w:rPr>
+                <w:sz w:val="16"/>
+                <w:szCs w:val="16"/>
                 <w:rtl w:val="0"/>
               </w:rPr>
               <w:t xml:space="preserve">Uninformed adults getting to know for the first time about civil rights history (26+)</w:t>
@@ -2965,14 +2993,14 @@
           <w:p>
             <w:pPr>
               <w:rPr>
-                <w:sz w:val="18"/>
-                <w:szCs w:val="18"/>
-              </w:rPr>
-            </w:pPr>
-            <w:r>
-              <w:rPr>
-                <w:sz w:val="18"/>
-                <w:szCs w:val="18"/>
+                <w:sz w:val="16"/>
+                <w:szCs w:val="16"/>
+              </w:rPr>
+            </w:pPr>
+            <w:r>
+              <w:rPr>
+                <w:sz w:val="16"/>
+                <w:szCs w:val="16"/>
                 <w:rtl w:val="0"/>
               </w:rPr>
               <w:t xml:space="preserve">Primary persona, short description</w:t>
@@ -2986,14 +3014,14 @@
           <w:p>
             <w:pPr>
               <w:rPr>
-                <w:sz w:val="18"/>
-                <w:szCs w:val="18"/>
-              </w:rPr>
-            </w:pPr>
-            <w:r>
-              <w:rPr>
-                <w:sz w:val="18"/>
-                <w:szCs w:val="18"/>
+                <w:sz w:val="16"/>
+                <w:szCs w:val="16"/>
+              </w:rPr>
+            </w:pPr>
+            <w:r>
+              <w:rPr>
+                <w:sz w:val="16"/>
+                <w:szCs w:val="16"/>
                 <w:rtl w:val="0"/>
               </w:rPr>
               <w:t xml:space="preserve">Nora, a 23-year-old international Humanities student in search of interesting topics to read about. She is interested and knowledgeable in international Pride history but lacks a general background on Italian queer history.</w:t>
@@ -3013,14 +3041,14 @@
           <w:p>
             <w:pPr>
               <w:rPr>
-                <w:sz w:val="18"/>
-                <w:szCs w:val="18"/>
-              </w:rPr>
-            </w:pPr>
-            <w:r>
-              <w:rPr>
-                <w:sz w:val="18"/>
-                <w:szCs w:val="18"/>
+                <w:sz w:val="16"/>
+                <w:szCs w:val="16"/>
+              </w:rPr>
+            </w:pPr>
+            <w:r>
+              <w:rPr>
+                <w:sz w:val="16"/>
+                <w:szCs w:val="16"/>
                 <w:rtl w:val="0"/>
               </w:rPr>
               <w:t xml:space="preserve">Secondary persona, short description</w:t>
@@ -3034,22 +3062,22 @@
           <w:p>
             <w:pPr>
               <w:rPr>
-                <w:sz w:val="18"/>
-                <w:szCs w:val="18"/>
-              </w:rPr>
-            </w:pPr>
-            <w:r>
-              <w:rPr>
-                <w:sz w:val="18"/>
-                <w:szCs w:val="18"/>
+                <w:sz w:val="16"/>
+                <w:szCs w:val="16"/>
+              </w:rPr>
+            </w:pPr>
+            <w:r>
+              <w:rPr>
+                <w:sz w:val="16"/>
+                <w:szCs w:val="16"/>
                 <w:rtl w:val="0"/>
               </w:rPr>
               <w:t xml:space="preserve">Giovanna</w:t>
             </w:r>
             <w:r>
               <w:rPr>
-                <w:sz w:val="18"/>
-                <w:szCs w:val="18"/>
+                <w:sz w:val="16"/>
+                <w:szCs w:val="16"/>
                 <w:rtl w:val="0"/>
               </w:rPr>
               <w:t xml:space="preserve">, a 60-year-old Italian tourist exploring Bologna and encountering our exhibition by chance. She is not particularly interested nor informed in the topics, nor very comfortable with technology.</w:t>
@@ -3069,14 +3097,14 @@
           <w:p>
             <w:pPr>
               <w:rPr>
-                <w:sz w:val="18"/>
-                <w:szCs w:val="18"/>
-              </w:rPr>
-            </w:pPr>
-            <w:r>
-              <w:rPr>
-                <w:sz w:val="18"/>
-                <w:szCs w:val="18"/>
+                <w:sz w:val="16"/>
+                <w:szCs w:val="16"/>
+              </w:rPr>
+            </w:pPr>
+            <w:r>
+              <w:rPr>
+                <w:sz w:val="16"/>
+                <w:szCs w:val="16"/>
                 <w:rtl w:val="0"/>
               </w:rPr>
               <w:t xml:space="preserve">Project focus / context</w:t>
@@ -3090,14 +3118,14 @@
           <w:p>
             <w:pPr>
               <w:rPr>
-                <w:sz w:val="18"/>
-                <w:szCs w:val="18"/>
-              </w:rPr>
-            </w:pPr>
-            <w:r>
-              <w:rPr>
-                <w:sz w:val="18"/>
-                <w:szCs w:val="18"/>
+                <w:sz w:val="16"/>
+                <w:szCs w:val="16"/>
+              </w:rPr>
+            </w:pPr>
+            <w:r>
+              <w:rPr>
+                <w:sz w:val="16"/>
+                <w:szCs w:val="16"/>
                 <w:rtl w:val="0"/>
               </w:rPr>
               <w:t xml:space="preserve">Court and hall of Cassero archive. Use of personal devices and provided headphones to access multimedial content through a web app. The same content will be present in the exhibition for people that don’t have a smartphone available. VR headsets will be present in the final stage of the exhibition - the hall - to watch a 360° video of a Pride march.</w:t>
@@ -3118,8 +3146,8 @@
           <w:p>
             <w:pPr>
               <w:rPr>
-                <w:sz w:val="18"/>
-                <w:szCs w:val="18"/>
+                <w:sz w:val="16"/>
+                <w:szCs w:val="16"/>
               </w:rPr>
             </w:pPr>
             <w:r>
@@ -3127,8 +3155,8 @@
                 <w:b w:val="1"/>
                 <w:bCs w:val="1"/>
                 <w:color w:val="ffffff"/>
-                <w:sz w:val="18"/>
-                <w:szCs w:val="18"/>
+                <w:sz w:val="16"/>
+                <w:szCs w:val="16"/>
                 <w:rtl w:val="0"/>
               </w:rPr>
               <w:t xml:space="preserve">Star asset</w:t>
@@ -3148,8 +3176,8 @@
           <w:p>
             <w:pPr>
               <w:rPr>
-                <w:sz w:val="18"/>
-                <w:szCs w:val="18"/>
+                <w:sz w:val="16"/>
+                <w:szCs w:val="16"/>
               </w:rPr>
             </w:pPr>
             <w:r>
@@ -3157,8 +3185,8 @@
                 <w:b w:val="1"/>
                 <w:bCs w:val="1"/>
                 <w:color w:val="ffffff"/>
-                <w:sz w:val="18"/>
-                <w:szCs w:val="18"/>
+                <w:sz w:val="16"/>
+                <w:szCs w:val="16"/>
                 <w:rtl w:val="0"/>
               </w:rPr>
               <w:t xml:space="preserve">Short description</w:t>
@@ -3178,8 +3206,8 @@
           <w:p>
             <w:pPr>
               <w:rPr>
-                <w:sz w:val="18"/>
-                <w:szCs w:val="18"/>
+                <w:sz w:val="16"/>
+                <w:szCs w:val="16"/>
               </w:rPr>
             </w:pPr>
             <w:r>
@@ -3187,8 +3215,8 @@
                 <w:b w:val="1"/>
                 <w:bCs w:val="1"/>
                 <w:color w:val="ffffff"/>
-                <w:sz w:val="18"/>
-                <w:szCs w:val="18"/>
+                <w:sz w:val="16"/>
+                <w:szCs w:val="16"/>
                 <w:rtl w:val="0"/>
               </w:rPr>
               <w:t xml:space="preserve">Media / image placeholder</w:t>
@@ -3214,14 +3242,14 @@
           <w:p>
             <w:pPr>
               <w:rPr>
-                <w:sz w:val="18"/>
-                <w:szCs w:val="18"/>
-              </w:rPr>
-            </w:pPr>
-            <w:r>
-              <w:rPr>
-                <w:sz w:val="18"/>
-                <w:szCs w:val="18"/>
+                <w:sz w:val="16"/>
+                <w:szCs w:val="16"/>
+              </w:rPr>
+            </w:pPr>
+            <w:r>
+              <w:rPr>
+                <w:sz w:val="16"/>
+                <w:szCs w:val="16"/>
                 <w:rtl w:val="0"/>
               </w:rPr>
               <w:t xml:space="preserve">Lady Gaga’s speech</w:t>
@@ -3235,14 +3263,14 @@
           <w:p>
             <w:pPr>
               <w:rPr>
-                <w:sz w:val="18"/>
-                <w:szCs w:val="18"/>
-              </w:rPr>
-            </w:pPr>
-            <w:r>
-              <w:rPr>
-                <w:sz w:val="18"/>
-                <w:szCs w:val="18"/>
+                <w:sz w:val="16"/>
+                <w:szCs w:val="16"/>
+              </w:rPr>
+            </w:pPr>
+            <w:r>
+              <w:rPr>
+                <w:sz w:val="16"/>
+                <w:szCs w:val="16"/>
                 <w:rtl w:val="0"/>
               </w:rPr>
               <w:t xml:space="preserve">Lady Gaga’s speech at Rome’s EuroPride. Her performance is capable of sparking interest in people who would be otherwise uninterested in queer rights. (</w:t>
@@ -3251,16 +3279,16 @@
               <w:rPr>
                 <w:i w:val="1"/>
                 <w:iCs w:val="1"/>
-                <w:sz w:val="18"/>
-                <w:szCs w:val="18"/>
+                <w:sz w:val="16"/>
+                <w:szCs w:val="16"/>
                 <w:rtl w:val="0"/>
               </w:rPr>
               <w:t xml:space="preserve">Fame</w:t>
             </w:r>
             <w:r>
               <w:rPr>
-                <w:sz w:val="18"/>
-                <w:szCs w:val="18"/>
+                <w:sz w:val="16"/>
+                <w:szCs w:val="16"/>
                 <w:rtl w:val="0"/>
               </w:rPr>
               <w:t xml:space="preserve">)</w:t>
@@ -3274,25 +3302,25 @@
           <w:p>
             <w:pPr>
               <w:rPr>
-                <w:sz w:val="18"/>
-                <w:szCs w:val="18"/>
-              </w:rPr>
-            </w:pPr>
-            <w:r>
-              <w:rPr>
-                <w:sz w:val="18"/>
-                <w:szCs w:val="18"/>
+                <w:sz w:val="16"/>
+                <w:szCs w:val="16"/>
+              </w:rPr>
+            </w:pPr>
+            <w:r>
+              <w:rPr>
+                <w:sz w:val="16"/>
+                <w:szCs w:val="16"/>
               </w:rPr>
               <w:drawing>
                 <wp:inline distB="114300" distT="114300" distL="114300" distR="114300">
                   <wp:extent cx="2009775" cy="1155700"/>
                   <wp:effectExtent b="0" l="0" r="0" t="0"/>
-                  <wp:docPr id="3" name="image2.png"/>
+                  <wp:docPr id="4" name="image3.png"/>
                   <a:graphic>
                     <a:graphicData uri="http://schemas.openxmlformats.org/drawingml/2006/picture">
                       <pic:pic>
                         <pic:nvPicPr>
-                          <pic:cNvPr id="0" name="image2.png"/>
+                          <pic:cNvPr id="0" name="image3.png"/>
                           <pic:cNvPicPr preferRelativeResize="0"/>
                         </pic:nvPicPr>
                         <pic:blipFill>
@@ -3336,14 +3364,14 @@
           <w:p>
             <w:pPr>
               <w:rPr>
-                <w:sz w:val="18"/>
-                <w:szCs w:val="18"/>
-              </w:rPr>
-            </w:pPr>
-            <w:r>
-              <w:rPr>
-                <w:sz w:val="18"/>
-                <w:szCs w:val="18"/>
+                <w:sz w:val="16"/>
+                <w:szCs w:val="16"/>
+              </w:rPr>
+            </w:pPr>
+            <w:r>
+              <w:rPr>
+                <w:sz w:val="16"/>
+                <w:szCs w:val="16"/>
                 <w:rtl w:val="0"/>
               </w:rPr>
               <w:t xml:space="preserve">The archival collection of LGBTQAI+ material</w:t>
@@ -3357,14 +3385,14 @@
           <w:p>
             <w:pPr>
               <w:rPr>
-                <w:sz w:val="18"/>
-                <w:szCs w:val="18"/>
-              </w:rPr>
-            </w:pPr>
-            <w:r>
-              <w:rPr>
-                <w:sz w:val="18"/>
-                <w:szCs w:val="18"/>
+                <w:sz w:val="16"/>
+                <w:szCs w:val="16"/>
+              </w:rPr>
+            </w:pPr>
+            <w:r>
+              <w:rPr>
+                <w:sz w:val="16"/>
+                <w:szCs w:val="16"/>
                 <w:rtl w:val="0"/>
               </w:rPr>
               <w:t xml:space="preserve">The Flavia Madaschi Center is the biggest European community archive regarding queer history and civil rights. (</w:t>
@@ -3373,16 +3401,16 @@
               <w:rPr>
                 <w:i w:val="1"/>
                 <w:iCs w:val="1"/>
-                <w:sz w:val="18"/>
-                <w:szCs w:val="18"/>
+                <w:sz w:val="16"/>
+                <w:szCs w:val="16"/>
                 <w:rtl w:val="0"/>
               </w:rPr>
               <w:t xml:space="preserve">Learning activity</w:t>
             </w:r>
             <w:r>
               <w:rPr>
-                <w:sz w:val="18"/>
-                <w:szCs w:val="18"/>
+                <w:sz w:val="16"/>
+                <w:szCs w:val="16"/>
                 <w:rtl w:val="0"/>
               </w:rPr>
               <w:t xml:space="preserve">)</w:t>
@@ -3396,25 +3424,25 @@
           <w:p>
             <w:pPr>
               <w:rPr>
-                <w:sz w:val="18"/>
-                <w:szCs w:val="18"/>
-              </w:rPr>
-            </w:pPr>
-            <w:r>
-              <w:rPr>
-                <w:sz w:val="18"/>
-                <w:szCs w:val="18"/>
+                <w:sz w:val="16"/>
+                <w:szCs w:val="16"/>
+              </w:rPr>
+            </w:pPr>
+            <w:r>
+              <w:rPr>
+                <w:sz w:val="16"/>
+                <w:szCs w:val="16"/>
               </w:rPr>
               <w:drawing>
                 <wp:inline distB="114300" distT="114300" distL="114300" distR="114300">
                   <wp:extent cx="2009775" cy="990600"/>
                   <wp:effectExtent b="0" l="0" r="0" t="0"/>
-                  <wp:docPr id="1" name="image3.png"/>
+                  <wp:docPr id="1" name="image1.png"/>
                   <a:graphic>
                     <a:graphicData uri="http://schemas.openxmlformats.org/drawingml/2006/picture">
                       <pic:pic>
                         <pic:nvPicPr>
-                          <pic:cNvPr id="0" name="image3.png"/>
+                          <pic:cNvPr id="0" name="image1.png"/>
                           <pic:cNvPicPr preferRelativeResize="0"/>
                         </pic:nvPicPr>
                         <pic:blipFill>
@@ -3459,8 +3487,8 @@
           <w:p>
             <w:pPr>
               <w:rPr>
-                <w:sz w:val="18"/>
-                <w:szCs w:val="18"/>
+                <w:sz w:val="16"/>
+                <w:szCs w:val="16"/>
               </w:rPr>
             </w:pPr>
             <w:r>
@@ -3468,8 +3496,8 @@
                 <w:b w:val="1"/>
                 <w:bCs w:val="1"/>
                 <w:color w:val="ffffff"/>
-                <w:sz w:val="18"/>
-                <w:szCs w:val="18"/>
+                <w:sz w:val="16"/>
+                <w:szCs w:val="16"/>
                 <w:rtl w:val="0"/>
               </w:rPr>
               <w:t xml:space="preserve">Institution / client</w:t>
@@ -3489,8 +3517,8 @@
           <w:p>
             <w:pPr>
               <w:rPr>
-                <w:sz w:val="18"/>
-                <w:szCs w:val="18"/>
+                <w:sz w:val="16"/>
+                <w:szCs w:val="16"/>
               </w:rPr>
             </w:pPr>
             <w:r>
@@ -3498,8 +3526,8 @@
                 <w:b w:val="1"/>
                 <w:bCs w:val="1"/>
                 <w:color w:val="ffffff"/>
-                <w:sz w:val="18"/>
-                <w:szCs w:val="18"/>
+                <w:sz w:val="16"/>
+                <w:szCs w:val="16"/>
                 <w:rtl w:val="0"/>
               </w:rPr>
               <w:t xml:space="preserve">Institutional goals</w:t>
@@ -3519,8 +3547,8 @@
           <w:p>
             <w:pPr>
               <w:rPr>
-                <w:sz w:val="18"/>
-                <w:szCs w:val="18"/>
+                <w:sz w:val="16"/>
+                <w:szCs w:val="16"/>
               </w:rPr>
             </w:pPr>
             <w:r>
@@ -3528,8 +3556,8 @@
                 <w:b w:val="1"/>
                 <w:bCs w:val="1"/>
                 <w:color w:val="ffffff"/>
-                <w:sz w:val="18"/>
-                <w:szCs w:val="18"/>
+                <w:sz w:val="16"/>
+                <w:szCs w:val="16"/>
                 <w:rtl w:val="0"/>
               </w:rPr>
               <w:t xml:space="preserve">Audience goals</w:t>
@@ -3554,14 +3582,14 @@
           <w:p>
             <w:pPr>
               <w:rPr>
-                <w:sz w:val="18"/>
-                <w:szCs w:val="18"/>
-              </w:rPr>
-            </w:pPr>
-            <w:r>
-              <w:rPr>
-                <w:sz w:val="18"/>
-                <w:szCs w:val="18"/>
+                <w:sz w:val="16"/>
+                <w:szCs w:val="16"/>
+              </w:rPr>
+            </w:pPr>
+            <w:r>
+              <w:rPr>
+                <w:sz w:val="16"/>
+                <w:szCs w:val="16"/>
                 <w:rtl w:val="0"/>
               </w:rPr>
               <w:t xml:space="preserve">Centro Documentazione Flavia Madaschi – Il Cassero</w:t>
@@ -3575,14 +3603,14 @@
           <w:p>
             <w:pPr>
               <w:rPr>
-                <w:sz w:val="18"/>
-                <w:szCs w:val="18"/>
-              </w:rPr>
-            </w:pPr>
-            <w:r>
-              <w:rPr>
-                <w:sz w:val="18"/>
-                <w:szCs w:val="18"/>
+                <w:sz w:val="16"/>
+                <w:szCs w:val="16"/>
+              </w:rPr>
+            </w:pPr>
+            <w:r>
+              <w:rPr>
+                <w:sz w:val="16"/>
+                <w:szCs w:val="16"/>
                 <w:rtl w:val="0"/>
               </w:rPr>
               <w:t xml:space="preserve">1. Publicize and display their collection (</w:t>
@@ -3591,16 +3619,16 @@
               <w:rPr>
                 <w:i w:val="1"/>
                 <w:iCs w:val="1"/>
-                <w:sz w:val="18"/>
-                <w:szCs w:val="18"/>
+                <w:sz w:val="16"/>
+                <w:szCs w:val="16"/>
                 <w:rtl w:val="0"/>
               </w:rPr>
               <w:t xml:space="preserve">Use assets in new ways</w:t>
             </w:r>
             <w:r>
               <w:rPr>
-                <w:sz w:val="18"/>
-                <w:szCs w:val="18"/>
+                <w:sz w:val="16"/>
+                <w:szCs w:val="16"/>
                 <w:rtl w:val="0"/>
               </w:rPr>
               <w:t xml:space="preserve">)</w:t>
@@ -3609,14 +3637,14 @@
           <w:p>
             <w:pPr>
               <w:rPr>
-                <w:sz w:val="18"/>
-                <w:szCs w:val="18"/>
-              </w:rPr>
-            </w:pPr>
-            <w:r>
-              <w:rPr>
-                <w:sz w:val="18"/>
-                <w:szCs w:val="18"/>
+                <w:sz w:val="16"/>
+                <w:szCs w:val="16"/>
+              </w:rPr>
+            </w:pPr>
+            <w:r>
+              <w:rPr>
+                <w:sz w:val="16"/>
+                <w:szCs w:val="16"/>
                 <w:rtl w:val="0"/>
               </w:rPr>
               <w:br w:type="textWrapping"/>
@@ -3626,16 +3654,16 @@
               <w:rPr>
                 <w:i w:val="1"/>
                 <w:iCs w:val="1"/>
-                <w:sz w:val="18"/>
-                <w:szCs w:val="18"/>
+                <w:sz w:val="16"/>
+                <w:szCs w:val="16"/>
                 <w:rtl w:val="0"/>
               </w:rPr>
               <w:t xml:space="preserve">Increase outreach</w:t>
             </w:r>
             <w:r>
               <w:rPr>
-                <w:sz w:val="18"/>
-                <w:szCs w:val="18"/>
+                <w:sz w:val="16"/>
+                <w:szCs w:val="16"/>
                 <w:rtl w:val="0"/>
               </w:rPr>
               <w:t xml:space="preserve">)</w:t>
@@ -3649,14 +3677,14 @@
           <w:p>
             <w:pPr>
               <w:rPr>
-                <w:sz w:val="18"/>
-                <w:szCs w:val="18"/>
-              </w:rPr>
-            </w:pPr>
-            <w:r>
-              <w:rPr>
-                <w:sz w:val="18"/>
-                <w:szCs w:val="18"/>
+                <w:sz w:val="16"/>
+                <w:szCs w:val="16"/>
+              </w:rPr>
+            </w:pPr>
+            <w:r>
+              <w:rPr>
+                <w:sz w:val="16"/>
+                <w:szCs w:val="16"/>
                 <w:rtl w:val="0"/>
               </w:rPr>
               <w:t xml:space="preserve">1.Learn about Italian LGBTQIA+ history in an engaging way (</w:t>
@@ -3665,16 +3693,16 @@
               <w:rPr>
                 <w:i w:val="1"/>
                 <w:iCs w:val="1"/>
-                <w:sz w:val="18"/>
-                <w:szCs w:val="18"/>
+                <w:sz w:val="16"/>
+                <w:szCs w:val="16"/>
                 <w:rtl w:val="0"/>
               </w:rPr>
               <w:t xml:space="preserve">Extend knowledge</w:t>
             </w:r>
             <w:r>
               <w:rPr>
-                <w:sz w:val="18"/>
-                <w:szCs w:val="18"/>
+                <w:sz w:val="16"/>
+                <w:szCs w:val="16"/>
                 <w:rtl w:val="0"/>
               </w:rPr>
               <w:t xml:space="preserve">)</w:t>
@@ -3685,14 +3713,14 @@
               <w:rPr>
                 <w:b w:val="1"/>
                 <w:bCs w:val="1"/>
-                <w:sz w:val="18"/>
-                <w:szCs w:val="18"/>
-              </w:rPr>
-            </w:pPr>
-            <w:r>
-              <w:rPr>
-                <w:sz w:val="18"/>
-                <w:szCs w:val="18"/>
+                <w:sz w:val="16"/>
+                <w:szCs w:val="16"/>
+              </w:rPr>
+            </w:pPr>
+            <w:r>
+              <w:rPr>
+                <w:sz w:val="16"/>
+                <w:szCs w:val="16"/>
                 <w:rtl w:val="0"/>
               </w:rPr>
               <w:t xml:space="preserve">2. Discover an often overlooked archive of books and multimedia relating to LGBTQIA+ culture, gender studies, and civil rights (</w:t>
@@ -3701,16 +3729,16 @@
               <w:rPr>
                 <w:i w:val="1"/>
                 <w:iCs w:val="1"/>
-                <w:sz w:val="18"/>
-                <w:szCs w:val="18"/>
+                <w:sz w:val="16"/>
+                <w:szCs w:val="16"/>
                 <w:rtl w:val="0"/>
               </w:rPr>
               <w:t xml:space="preserve">Learn about heritage protection</w:t>
             </w:r>
             <w:r>
               <w:rPr>
-                <w:sz w:val="18"/>
-                <w:szCs w:val="18"/>
+                <w:sz w:val="16"/>
+                <w:szCs w:val="16"/>
                 <w:rtl w:val="0"/>
               </w:rPr>
               <w:t xml:space="preserve">)</w:t>
@@ -3736,8 +3764,8 @@
           <w:p>
             <w:pPr>
               <w:rPr>
-                <w:sz w:val="18"/>
-                <w:szCs w:val="18"/>
+                <w:sz w:val="16"/>
+                <w:szCs w:val="16"/>
               </w:rPr>
             </w:pPr>
             <w:r>
@@ -3745,8 +3773,8 @@
                 <w:b w:val="1"/>
                 <w:bCs w:val="1"/>
                 <w:color w:val="ffffff"/>
-                <w:sz w:val="18"/>
-                <w:szCs w:val="18"/>
+                <w:sz w:val="16"/>
+                <w:szCs w:val="16"/>
                 <w:rtl w:val="0"/>
               </w:rPr>
               <w:t xml:space="preserve">Audience</w:t>
@@ -3766,8 +3794,8 @@
           <w:p>
             <w:pPr>
               <w:rPr>
-                <w:sz w:val="18"/>
-                <w:szCs w:val="18"/>
+                <w:sz w:val="16"/>
+                <w:szCs w:val="16"/>
               </w:rPr>
             </w:pPr>
             <w:r>
@@ -3775,8 +3803,8 @@
                 <w:b w:val="1"/>
                 <w:bCs w:val="1"/>
                 <w:color w:val="ffffff"/>
-                <w:sz w:val="18"/>
-                <w:szCs w:val="18"/>
+                <w:sz w:val="16"/>
+                <w:szCs w:val="16"/>
                 <w:rtl w:val="0"/>
               </w:rPr>
               <w:t xml:space="preserve">Motivations</w:t>
@@ -3796,8 +3824,8 @@
           <w:p>
             <w:pPr>
               <w:rPr>
-                <w:sz w:val="18"/>
-                <w:szCs w:val="18"/>
+                <w:sz w:val="16"/>
+                <w:szCs w:val="16"/>
               </w:rPr>
             </w:pPr>
             <w:r>
@@ -3805,8 +3833,8 @@
                 <w:b w:val="1"/>
                 <w:bCs w:val="1"/>
                 <w:color w:val="ffffff"/>
-                <w:sz w:val="18"/>
-                <w:szCs w:val="18"/>
+                <w:sz w:val="16"/>
+                <w:szCs w:val="16"/>
                 <w:rtl w:val="0"/>
               </w:rPr>
               <w:t xml:space="preserve">Barriers</w:t>
@@ -3826,8 +3854,8 @@
           <w:p>
             <w:pPr>
               <w:rPr>
-                <w:sz w:val="18"/>
-                <w:szCs w:val="18"/>
+                <w:sz w:val="16"/>
+                <w:szCs w:val="16"/>
               </w:rPr>
             </w:pPr>
             <w:r>
@@ -3835,8 +3863,8 @@
                 <w:b w:val="1"/>
                 <w:bCs w:val="1"/>
                 <w:color w:val="ffffff"/>
-                <w:sz w:val="18"/>
-                <w:szCs w:val="18"/>
+                <w:sz w:val="16"/>
+                <w:szCs w:val="16"/>
                 <w:rtl w:val="0"/>
               </w:rPr>
               <w:t xml:space="preserve">Capabilities</w:t>
@@ -3855,8 +3883,8 @@
           <w:p>
             <w:pPr>
               <w:rPr>
-                <w:sz w:val="18"/>
-                <w:szCs w:val="18"/>
+                <w:sz w:val="16"/>
+                <w:szCs w:val="16"/>
               </w:rPr>
             </w:pPr>
             <w:r>
@@ -3864,8 +3892,8 @@
                 <w:b w:val="1"/>
                 <w:bCs w:val="1"/>
                 <w:color w:val="ffffff"/>
-                <w:sz w:val="18"/>
-                <w:szCs w:val="18"/>
+                <w:sz w:val="16"/>
+                <w:szCs w:val="16"/>
                 <w:rtl w:val="0"/>
               </w:rPr>
               <w:t xml:space="preserve">Devices</w:t>
@@ -3888,14 +3916,14 @@
           <w:p>
             <w:pPr>
               <w:rPr>
-                <w:sz w:val="18"/>
-                <w:szCs w:val="18"/>
-              </w:rPr>
-            </w:pPr>
-            <w:r>
-              <w:rPr>
-                <w:sz w:val="18"/>
-                <w:szCs w:val="18"/>
+                <w:sz w:val="16"/>
+                <w:szCs w:val="16"/>
+              </w:rPr>
+            </w:pPr>
+            <w:r>
+              <w:rPr>
+                <w:sz w:val="16"/>
+                <w:szCs w:val="16"/>
                 <w:rtl w:val="0"/>
               </w:rPr>
               <w:t xml:space="preserve">Young international students (18-25)</w:t>
@@ -3909,14 +3937,14 @@
           <w:p>
             <w:pPr>
               <w:rPr>
-                <w:sz w:val="18"/>
-                <w:szCs w:val="18"/>
-              </w:rPr>
-            </w:pPr>
-            <w:r>
-              <w:rPr>
-                <w:sz w:val="18"/>
-                <w:szCs w:val="18"/>
+                <w:sz w:val="16"/>
+                <w:szCs w:val="16"/>
+              </w:rPr>
+            </w:pPr>
+            <w:r>
+              <w:rPr>
+                <w:sz w:val="16"/>
+                <w:szCs w:val="16"/>
                 <w:rtl w:val="0"/>
               </w:rPr>
               <w:t xml:space="preserve">1. Discover more about Italian Pride (</w:t>
@@ -3925,24 +3953,24 @@
               <w:rPr>
                 <w:i w:val="1"/>
                 <w:iCs w:val="1"/>
-                <w:sz w:val="18"/>
-                <w:szCs w:val="18"/>
+                <w:sz w:val="16"/>
+                <w:szCs w:val="16"/>
                 <w:rtl w:val="0"/>
               </w:rPr>
               <w:t xml:space="preserve">Personal relevance</w:t>
             </w:r>
             <w:r>
               <w:rPr>
-                <w:sz w:val="18"/>
-                <w:szCs w:val="18"/>
+                <w:sz w:val="16"/>
+                <w:szCs w:val="16"/>
                 <w:rtl w:val="0"/>
               </w:rPr>
               <w:t xml:space="preserve">)</w:t>
             </w:r>
             <w:r>
               <w:rPr>
-                <w:sz w:val="18"/>
-                <w:szCs w:val="18"/>
+                <w:sz w:val="16"/>
+                <w:szCs w:val="16"/>
                 <w:rtl w:val="0"/>
               </w:rPr>
               <w:br w:type="textWrapping"/>
@@ -3952,16 +3980,16 @@
               <w:rPr>
                 <w:i w:val="1"/>
                 <w:iCs w:val="1"/>
-                <w:sz w:val="18"/>
-                <w:szCs w:val="18"/>
+                <w:sz w:val="16"/>
+                <w:szCs w:val="16"/>
                 <w:rtl w:val="0"/>
               </w:rPr>
               <w:t xml:space="preserve">Stimulation</w:t>
             </w:r>
             <w:r>
               <w:rPr>
-                <w:sz w:val="18"/>
-                <w:szCs w:val="18"/>
+                <w:sz w:val="16"/>
+                <w:szCs w:val="16"/>
                 <w:rtl w:val="0"/>
               </w:rPr>
               <w:t xml:space="preserve">)</w:t>
@@ -3975,22 +4003,22 @@
           <w:p>
             <w:pPr>
               <w:rPr>
-                <w:sz w:val="18"/>
-                <w:szCs w:val="18"/>
-              </w:rPr>
-            </w:pPr>
-            <w:r>
-              <w:rPr>
-                <w:sz w:val="18"/>
-                <w:szCs w:val="18"/>
+                <w:sz w:val="16"/>
+                <w:szCs w:val="16"/>
+              </w:rPr>
+            </w:pPr>
+            <w:r>
+              <w:rPr>
+                <w:sz w:val="16"/>
+                <w:szCs w:val="16"/>
                 <w:rtl w:val="0"/>
               </w:rPr>
               <w:t xml:space="preserve">1. Language barrier, which could stop them from discovering books and articles about the topic</w:t>
             </w:r>
             <w:r>
               <w:rPr>
-                <w:sz w:val="18"/>
-                <w:szCs w:val="18"/>
+                <w:sz w:val="16"/>
+                <w:szCs w:val="16"/>
                 <w:highlight w:val="yellow"/>
                 <w:rtl w:val="0"/>
               </w:rPr>
@@ -3998,8 +4026,8 @@
             </w:r>
             <w:r>
               <w:rPr>
-                <w:sz w:val="18"/>
-                <w:szCs w:val="18"/>
+                <w:sz w:val="16"/>
+                <w:szCs w:val="16"/>
                 <w:rtl w:val="0"/>
               </w:rPr>
               <w:t xml:space="preserve">2. Not knowing where to get the information from, because the archive is underpublicized (Hidden)</w:t>
@@ -4013,14 +4041,14 @@
           <w:p>
             <w:pPr>
               <w:rPr>
-                <w:sz w:val="18"/>
-                <w:szCs w:val="18"/>
-              </w:rPr>
-            </w:pPr>
-            <w:r>
-              <w:rPr>
-                <w:sz w:val="18"/>
-                <w:szCs w:val="18"/>
+                <w:sz w:val="16"/>
+                <w:szCs w:val="16"/>
+              </w:rPr>
+            </w:pPr>
+            <w:r>
+              <w:rPr>
+                <w:sz w:val="16"/>
+                <w:szCs w:val="16"/>
                 <w:rtl w:val="0"/>
               </w:rPr>
               <w:t xml:space="preserve">1. Use of digital tools (</w:t>
@@ -4029,24 +4057,24 @@
               <w:rPr>
                 <w:i w:val="1"/>
                 <w:iCs w:val="1"/>
-                <w:sz w:val="18"/>
-                <w:szCs w:val="18"/>
+                <w:sz w:val="16"/>
+                <w:szCs w:val="16"/>
                 <w:rtl w:val="0"/>
               </w:rPr>
               <w:t xml:space="preserve">Websites, mixed reality</w:t>
             </w:r>
             <w:r>
               <w:rPr>
-                <w:sz w:val="18"/>
-                <w:szCs w:val="18"/>
+                <w:sz w:val="16"/>
+                <w:szCs w:val="16"/>
                 <w:rtl w:val="0"/>
               </w:rPr>
               <w:t xml:space="preserve">)</w:t>
             </w:r>
             <w:r>
               <w:rPr>
-                <w:sz w:val="18"/>
-                <w:szCs w:val="18"/>
+                <w:sz w:val="16"/>
+                <w:szCs w:val="16"/>
                 <w:highlight w:val="yellow"/>
                 <w:rtl w:val="0"/>
               </w:rPr>
@@ -4054,8 +4082,8 @@
             </w:r>
             <w:r>
               <w:rPr>
-                <w:sz w:val="18"/>
-                <w:szCs w:val="18"/>
+                <w:sz w:val="16"/>
+                <w:szCs w:val="16"/>
                 <w:rtl w:val="0"/>
               </w:rPr>
               <w:t xml:space="preserve">2. Knowledge about general queer history</w:t>
@@ -4069,14 +4097,14 @@
           <w:p>
             <w:pPr>
               <w:rPr>
-                <w:sz w:val="18"/>
-                <w:szCs w:val="18"/>
-              </w:rPr>
-            </w:pPr>
-            <w:r>
-              <w:rPr>
-                <w:sz w:val="18"/>
-                <w:szCs w:val="18"/>
+                <w:sz w:val="16"/>
+                <w:szCs w:val="16"/>
+              </w:rPr>
+            </w:pPr>
+            <w:r>
+              <w:rPr>
+                <w:sz w:val="16"/>
+                <w:szCs w:val="16"/>
                 <w:rtl w:val="0"/>
               </w:rPr>
               <w:t xml:space="preserve">1. Smartphone</w:t>
@@ -4087,14 +4115,14 @@
           <w:p>
             <w:pPr>
               <w:rPr>
-                <w:sz w:val="18"/>
-                <w:szCs w:val="18"/>
-              </w:rPr>
-            </w:pPr>
-            <w:r>
-              <w:rPr>
-                <w:sz w:val="18"/>
-                <w:szCs w:val="18"/>
+                <w:sz w:val="16"/>
+                <w:szCs w:val="16"/>
+              </w:rPr>
+            </w:pPr>
+            <w:r>
+              <w:rPr>
+                <w:sz w:val="16"/>
+                <w:szCs w:val="16"/>
                 <w:rtl w:val="0"/>
               </w:rPr>
               <w:t xml:space="preserve">3. Headset</w:t>
@@ -4112,14 +4140,14 @@
           <w:p>
             <w:pPr>
               <w:rPr>
-                <w:sz w:val="18"/>
-                <w:szCs w:val="18"/>
-              </w:rPr>
-            </w:pPr>
-            <w:r>
-              <w:rPr>
-                <w:sz w:val="18"/>
-                <w:szCs w:val="18"/>
+                <w:sz w:val="16"/>
+                <w:szCs w:val="16"/>
+              </w:rPr>
+            </w:pPr>
+            <w:r>
+              <w:rPr>
+                <w:sz w:val="16"/>
+                <w:szCs w:val="16"/>
                 <w:rtl w:val="0"/>
               </w:rPr>
               <w:t xml:space="preserve">Adults, visitors and locals (26+)</w:t>
@@ -4133,14 +4161,14 @@
           <w:p>
             <w:pPr>
               <w:rPr>
-                <w:sz w:val="18"/>
-                <w:szCs w:val="18"/>
-              </w:rPr>
-            </w:pPr>
-            <w:r>
-              <w:rPr>
-                <w:sz w:val="18"/>
-                <w:szCs w:val="18"/>
+                <w:sz w:val="16"/>
+                <w:szCs w:val="16"/>
+              </w:rPr>
+            </w:pPr>
+            <w:r>
+              <w:rPr>
+                <w:sz w:val="16"/>
+                <w:szCs w:val="16"/>
                 <w:rtl w:val="0"/>
               </w:rPr>
               <w:t xml:space="preserve">1. Getting to know more about the city and its people (</w:t>
@@ -4149,16 +4177,16 @@
               <w:rPr>
                 <w:i w:val="1"/>
                 <w:iCs w:val="1"/>
-                <w:sz w:val="18"/>
-                <w:szCs w:val="18"/>
+                <w:sz w:val="16"/>
+                <w:szCs w:val="16"/>
                 <w:rtl w:val="0"/>
               </w:rPr>
               <w:t xml:space="preserve">Social interaction</w:t>
             </w:r>
             <w:r>
               <w:rPr>
-                <w:sz w:val="18"/>
-                <w:szCs w:val="18"/>
+                <w:sz w:val="16"/>
+                <w:szCs w:val="16"/>
                 <w:rtl w:val="0"/>
               </w:rPr>
               <w:t xml:space="preserve">)</w:t>
@@ -4169,16 +4197,16 @@
               <w:rPr>
                 <w:i w:val="1"/>
                 <w:iCs w:val="1"/>
-                <w:sz w:val="18"/>
-                <w:szCs w:val="18"/>
+                <w:sz w:val="16"/>
+                <w:szCs w:val="16"/>
                 <w:rtl w:val="0"/>
               </w:rPr>
               <w:t xml:space="preserve">Curiosity</w:t>
             </w:r>
             <w:r>
               <w:rPr>
-                <w:sz w:val="18"/>
-                <w:szCs w:val="18"/>
+                <w:sz w:val="16"/>
+                <w:szCs w:val="16"/>
                 <w:rtl w:val="0"/>
               </w:rPr>
               <w:t xml:space="preserve">)</w:t>
@@ -4192,22 +4220,22 @@
           <w:p>
             <w:pPr>
               <w:rPr>
-                <w:sz w:val="18"/>
-                <w:szCs w:val="18"/>
-              </w:rPr>
-            </w:pPr>
-            <w:r>
-              <w:rPr>
-                <w:sz w:val="18"/>
-                <w:szCs w:val="18"/>
+                <w:sz w:val="16"/>
+                <w:szCs w:val="16"/>
+              </w:rPr>
+            </w:pPr>
+            <w:r>
+              <w:rPr>
+                <w:sz w:val="16"/>
+                <w:szCs w:val="16"/>
                 <w:rtl w:val="0"/>
               </w:rPr>
               <w:t xml:space="preserve">1. Might have accessibility problems</w:t>
             </w:r>
             <w:r>
               <w:rPr>
-                <w:sz w:val="18"/>
-                <w:szCs w:val="18"/>
+                <w:sz w:val="16"/>
+                <w:szCs w:val="16"/>
                 <w:highlight w:val="yellow"/>
                 <w:rtl w:val="0"/>
               </w:rPr>
@@ -4215,8 +4243,8 @@
             </w:r>
             <w:r>
               <w:rPr>
-                <w:sz w:val="18"/>
-                <w:szCs w:val="18"/>
+                <w:sz w:val="16"/>
+                <w:szCs w:val="16"/>
                 <w:rtl w:val="0"/>
               </w:rPr>
               <w:t xml:space="preserve">2. The digital aspect of the exhibition (QR codes, VR) might be overwhelming (</w:t>
@@ -4225,16 +4253,16 @@
               <w:rPr>
                 <w:i w:val="1"/>
                 <w:iCs w:val="1"/>
-                <w:sz w:val="18"/>
-                <w:szCs w:val="18"/>
+                <w:sz w:val="16"/>
+                <w:szCs w:val="16"/>
                 <w:rtl w:val="0"/>
               </w:rPr>
               <w:t xml:space="preserve">Lack of access to technology</w:t>
             </w:r>
             <w:r>
               <w:rPr>
-                <w:sz w:val="18"/>
-                <w:szCs w:val="18"/>
+                <w:sz w:val="16"/>
+                <w:szCs w:val="16"/>
                 <w:rtl w:val="0"/>
               </w:rPr>
               <w:t xml:space="preserve">)</w:t>
@@ -4248,14 +4276,14 @@
           <w:p>
             <w:pPr>
               <w:rPr>
-                <w:sz w:val="18"/>
-                <w:szCs w:val="18"/>
-              </w:rPr>
-            </w:pPr>
-            <w:r>
-              <w:rPr>
-                <w:sz w:val="18"/>
-                <w:szCs w:val="18"/>
+                <w:sz w:val="16"/>
+                <w:szCs w:val="16"/>
+              </w:rPr>
+            </w:pPr>
+            <w:r>
+              <w:rPr>
+                <w:sz w:val="16"/>
+                <w:szCs w:val="16"/>
                 <w:rtl w:val="0"/>
               </w:rPr>
               <w:t xml:space="preserve">1. Empathy</w:t>
@@ -4266,16 +4294,16 @@
               <w:rPr>
                 <w:i w:val="1"/>
                 <w:iCs w:val="1"/>
-                <w:sz w:val="18"/>
-                <w:szCs w:val="18"/>
+                <w:sz w:val="16"/>
+                <w:szCs w:val="16"/>
                 <w:rtl w:val="0"/>
               </w:rPr>
               <w:t xml:space="preserve">Websites</w:t>
             </w:r>
             <w:r>
               <w:rPr>
-                <w:sz w:val="18"/>
-                <w:szCs w:val="18"/>
+                <w:sz w:val="16"/>
+                <w:szCs w:val="16"/>
                 <w:rtl w:val="0"/>
               </w:rPr>
               <w:t xml:space="preserve">)</w:t>
@@ -4289,14 +4317,14 @@
           <w:p>
             <w:pPr>
               <w:rPr>
-                <w:sz w:val="18"/>
-                <w:szCs w:val="18"/>
-              </w:rPr>
-            </w:pPr>
-            <w:r>
-              <w:rPr>
-                <w:sz w:val="18"/>
-                <w:szCs w:val="18"/>
+                <w:sz w:val="16"/>
+                <w:szCs w:val="16"/>
+              </w:rPr>
+            </w:pPr>
+            <w:r>
+              <w:rPr>
+                <w:sz w:val="16"/>
+                <w:szCs w:val="16"/>
                 <w:rtl w:val="0"/>
               </w:rPr>
               <w:t xml:space="preserve">1. Smartphone</w:t>
@@ -4340,6 +4368,7 @@
     <w:p>
       <w:pPr>
         <w:spacing w:after="40" w:lineRule="auto"/>
+        <w:jc w:val="both"/>
         <w:rPr>
           <w:b w:val="1"/>
           <w:bCs w:val="1"/>
@@ -4361,6 +4390,7 @@
     <w:p>
       <w:pPr>
         <w:spacing w:after="40" w:lineRule="auto"/>
+        <w:jc w:val="both"/>
         <w:rPr>
           <w:sz w:val="18"/>
           <w:szCs w:val="18"/>
@@ -4396,6 +4426,7 @@
     <w:p>
       <w:pPr>
         <w:spacing w:after="40" w:lineRule="auto"/>
+        <w:jc w:val="both"/>
         <w:rPr>
           <w:sz w:val="18"/>
           <w:szCs w:val="18"/>
@@ -4413,6 +4444,7 @@
     <w:p>
       <w:pPr>
         <w:spacing w:after="40" w:lineRule="auto"/>
+        <w:jc w:val="both"/>
         <w:rPr>
           <w:color w:val="a0a0a0"/>
           <w:sz w:val="16"/>
@@ -4436,6 +4468,7 @@
     <w:p>
       <w:pPr>
         <w:spacing w:after="0" w:lineRule="auto"/>
+        <w:jc w:val="both"/>
         <w:rPr>
           <w:b w:val="1"/>
           <w:bCs w:val="1"/>
@@ -4463,6 +4496,7 @@
     <w:p>
       <w:pPr>
         <w:spacing w:after="0" w:lineRule="auto"/>
+        <w:jc w:val="both"/>
         <w:rPr>
           <w:sz w:val="18"/>
           <w:szCs w:val="18"/>
@@ -4480,6 +4514,7 @@
     <w:p>
       <w:pPr>
         <w:spacing w:after="0" w:lineRule="auto"/>
+        <w:jc w:val="both"/>
         <w:rPr>
           <w:sz w:val="18"/>
           <w:szCs w:val="18"/>
@@ -4497,6 +4532,7 @@
     <w:p>
       <w:pPr>
         <w:pStyle w:val="Heading1"/>
+        <w:jc w:val="both"/>
         <w:rPr/>
       </w:pPr>
       <w:r>
@@ -4509,6 +4545,7 @@
     <w:p>
       <w:pPr>
         <w:spacing w:after="40" w:lineRule="auto"/>
+        <w:jc w:val="both"/>
         <w:rPr>
           <w:b w:val="1"/>
           <w:bCs w:val="1"/>
@@ -4525,6 +4562,7 @@
     <w:p>
       <w:pPr>
         <w:spacing w:after="40" w:lineRule="auto"/>
+        <w:jc w:val="both"/>
         <w:rPr/>
       </w:pPr>
       <w:r>
@@ -4546,6 +4584,7 @@
     <w:p>
       <w:pPr>
         <w:spacing w:after="40" w:lineRule="auto"/>
+        <w:jc w:val="both"/>
         <w:rPr>
           <w:sz w:val="18"/>
           <w:szCs w:val="18"/>
@@ -4563,6 +4602,7 @@
     <w:p>
       <w:pPr>
         <w:spacing w:after="40" w:lineRule="auto"/>
+        <w:jc w:val="both"/>
         <w:rPr>
           <w:sz w:val="18"/>
           <w:szCs w:val="18"/>
@@ -4580,6 +4620,7 @@
     <w:p>
       <w:pPr>
         <w:spacing w:after="40" w:lineRule="auto"/>
+        <w:jc w:val="both"/>
         <w:rPr>
           <w:sz w:val="18"/>
           <w:szCs w:val="18"/>
@@ -4597,6 +4638,7 @@
     <w:p>
       <w:pPr>
         <w:spacing w:after="40" w:lineRule="auto"/>
+        <w:jc w:val="both"/>
         <w:rPr>
           <w:sz w:val="18"/>
           <w:szCs w:val="18"/>
@@ -4609,132 +4651,6 @@
           <w:rtl w:val="0"/>
         </w:rPr>
         <w:t xml:space="preserve">At the end, the visitor can leave a small message to the organizers of the exhibition and further engage with the WebApp and its content at home.</w:t>
-      </w:r>
-    </w:p>
-    <w:p>
-      <w:pPr>
-        <w:spacing w:after="40" w:lineRule="auto"/>
-        <w:rPr>
-          <w:sz w:val="18"/>
-          <w:szCs w:val="18"/>
-        </w:rPr>
-      </w:pPr>
-      <w:r>
-        <w:rPr>
-          <w:rtl w:val="0"/>
-        </w:rPr>
-      </w:r>
-    </w:p>
-    <w:p>
-      <w:pPr>
-        <w:spacing w:after="40" w:lineRule="auto"/>
-        <w:rPr>
-          <w:sz w:val="18"/>
-          <w:szCs w:val="18"/>
-        </w:rPr>
-      </w:pPr>
-      <w:r>
-        <w:rPr>
-          <w:rtl w:val="0"/>
-        </w:rPr>
-      </w:r>
-    </w:p>
-    <w:p>
-      <w:pPr>
-        <w:spacing w:after="40" w:lineRule="auto"/>
-        <w:rPr>
-          <w:sz w:val="18"/>
-          <w:szCs w:val="18"/>
-        </w:rPr>
-      </w:pPr>
-      <w:r>
-        <w:rPr>
-          <w:rtl w:val="0"/>
-        </w:rPr>
-      </w:r>
-    </w:p>
-    <w:p>
-      <w:pPr>
-        <w:spacing w:after="40" w:lineRule="auto"/>
-        <w:rPr>
-          <w:sz w:val="18"/>
-          <w:szCs w:val="18"/>
-        </w:rPr>
-      </w:pPr>
-      <w:r>
-        <w:rPr>
-          <w:rtl w:val="0"/>
-        </w:rPr>
-      </w:r>
-    </w:p>
-    <w:p>
-      <w:pPr>
-        <w:spacing w:after="40" w:lineRule="auto"/>
-        <w:rPr>
-          <w:sz w:val="18"/>
-          <w:szCs w:val="18"/>
-        </w:rPr>
-      </w:pPr>
-      <w:r>
-        <w:rPr>
-          <w:rtl w:val="0"/>
-        </w:rPr>
-      </w:r>
-    </w:p>
-    <w:p>
-      <w:pPr>
-        <w:spacing w:after="40" w:lineRule="auto"/>
-        <w:rPr>
-          <w:sz w:val="18"/>
-          <w:szCs w:val="18"/>
-        </w:rPr>
-      </w:pPr>
-      <w:r>
-        <w:rPr>
-          <w:rtl w:val="0"/>
-        </w:rPr>
-      </w:r>
-    </w:p>
-    <w:p>
-      <w:pPr>
-        <w:spacing w:after="40" w:lineRule="auto"/>
-        <w:rPr>
-          <w:sz w:val="18"/>
-          <w:szCs w:val="18"/>
-        </w:rPr>
-      </w:pPr>
-      <w:r>
-        <w:rPr>
-          <w:rtl w:val="0"/>
-        </w:rPr>
-      </w:r>
-    </w:p>
-    <w:p>
-      <w:pPr>
-        <w:spacing w:after="40" w:lineRule="auto"/>
-        <w:rPr>
-          <w:sz w:val="18"/>
-          <w:szCs w:val="18"/>
-        </w:rPr>
-      </w:pPr>
-      <w:r>
-        <w:rPr>
-          <w:rtl w:val="0"/>
-        </w:rPr>
-      </w:r>
-    </w:p>
-    <w:p>
-      <w:pPr>
-        <w:spacing w:after="40" w:lineRule="auto"/>
-        <w:rPr>
-          <w:sz w:val="18"/>
-          <w:szCs w:val="18"/>
-        </w:rPr>
-      </w:pPr>
-      <w:r>
-        <w:rPr>
-          <w:rtl w:val="0"/>
-        </w:rPr>
       </w:r>
     </w:p>
     <w:p>
@@ -4790,14 +4706,14 @@
         </w:rPr>
         <w:drawing>
           <wp:inline distB="114300" distT="114300" distL="114300" distR="114300">
-            <wp:extent cx="5143500" cy="4071938"/>
+            <wp:extent cx="4216718" cy="2905868"/>
             <wp:effectExtent b="0" l="0" r="0" t="0"/>
-            <wp:docPr id="4" name="image5.png"/>
+            <wp:docPr id="3" name="image4.png"/>
             <a:graphic>
               <a:graphicData uri="http://schemas.openxmlformats.org/drawingml/2006/picture">
                 <pic:pic>
                   <pic:nvPicPr>
-                    <pic:cNvPr id="0" name="image5.png"/>
+                    <pic:cNvPr id="0" name="image4.png"/>
                     <pic:cNvPicPr preferRelativeResize="0"/>
                   </pic:nvPicPr>
                   <pic:blipFill>
@@ -4810,7 +4726,7 @@
                   <pic:spPr>
                     <a:xfrm>
                       <a:off x="0" y="0"/>
-                      <a:ext cx="5143500" cy="4071938"/>
+                      <a:ext cx="4216718" cy="2905868"/>
                     </a:xfrm>
                     <a:prstGeom prst="rect"/>
                     <a:ln/>
@@ -4867,6 +4783,7 @@
     <w:p>
       <w:pPr>
         <w:spacing w:after="40" w:lineRule="auto"/>
+        <w:jc w:val="both"/>
         <w:rPr>
           <w:sz w:val="18"/>
           <w:szCs w:val="18"/>
@@ -4889,6 +4806,7 @@
         </w:numPr>
         <w:spacing w:after="0" w:afterAutospacing="0" w:lineRule="auto"/>
         <w:ind w:left="720" w:hanging="360"/>
+        <w:jc w:val="both"/>
         <w:rPr>
           <w:sz w:val="18"/>
           <w:szCs w:val="18"/>
@@ -4912,6 +4830,7 @@
         </w:numPr>
         <w:spacing w:after="0" w:afterAutospacing="0" w:lineRule="auto"/>
         <w:ind w:left="720" w:hanging="360"/>
+        <w:jc w:val="both"/>
         <w:rPr>
           <w:sz w:val="18"/>
           <w:szCs w:val="18"/>
@@ -4935,6 +4854,7 @@
         </w:numPr>
         <w:spacing w:after="0" w:afterAutospacing="0" w:lineRule="auto"/>
         <w:ind w:left="720" w:hanging="360"/>
+        <w:jc w:val="both"/>
         <w:rPr>
           <w:sz w:val="18"/>
           <w:szCs w:val="18"/>
@@ -4958,6 +4878,7 @@
         </w:numPr>
         <w:spacing w:after="40" w:lineRule="auto"/>
         <w:ind w:left="720" w:hanging="360"/>
+        <w:jc w:val="both"/>
         <w:rPr>
           <w:sz w:val="18"/>
           <w:szCs w:val="18"/>
@@ -4976,25 +4897,7 @@
     <w:p>
       <w:pPr>
         <w:spacing w:after="40" w:lineRule="auto"/>
-        <w:rPr/>
-      </w:pPr>
-      <w:r>
-        <w:rPr>
-          <w:sz w:val="18"/>
-          <w:szCs w:val="18"/>
-          <w:rtl w:val="0"/>
-        </w:rPr>
-        <w:t xml:space="preserve">All the decisions happen while visiting the exhibition: in fact, the visitor can decide to engage only with the physical layer, just by walking, observing, and reading the captions of the displayed material. Otherwise, they can access multimedia elements; this will give them the possibility to gain a more in-depth knowledge on the subject. Lastly, they can decide to also engage in the VR experience: that will give them the possibility to immerse themselves in what they just observed. </w:t>
-      </w:r>
-      <w:r>
-        <w:rPr>
-          <w:rtl w:val="0"/>
-        </w:rPr>
-      </w:r>
-    </w:p>
-    <w:p>
-      <w:pPr>
-        <w:spacing w:after="40" w:lineRule="auto"/>
+        <w:jc w:val="both"/>
         <w:rPr>
           <w:b w:val="1"/>
           <w:bCs w:val="1"/>
@@ -5004,6 +4907,14 @@
       </w:pPr>
       <w:r>
         <w:rPr>
+          <w:sz w:val="18"/>
+          <w:szCs w:val="18"/>
+          <w:rtl w:val="0"/>
+        </w:rPr>
+        <w:t xml:space="preserve">All the decisions happen while visiting the exhibition: in fact, the visitor can decide to engage only with the physical layer, just by walking, observing, and reading the captions of the displayed material. Otherwise, they can access multimedia elements; this will give them the possibility to gain a more in-depth knowledge on the subject. Lastly, they can decide to also engage in the VR experience: that will give them the possibility to immerse themselves in what they just observed. </w:t>
+      </w:r>
+      <w:r>
+        <w:rPr>
           <w:rtl w:val="0"/>
         </w:rPr>
       </w:r>
@@ -5036,138 +4947,10 @@
       </w:pPr>
       <w:r>
         <w:rPr>
-          <w:rtl w:val="0"/>
-        </w:rPr>
-      </w:r>
-    </w:p>
-    <w:p>
-      <w:pPr>
-        <w:spacing w:after="40" w:lineRule="auto"/>
-        <w:rPr>
           <w:b w:val="1"/>
           <w:bCs w:val="1"/>
           <w:sz w:val="18"/>
           <w:szCs w:val="18"/>
-        </w:rPr>
-      </w:pPr>
-      <w:r>
-        <w:rPr>
-          <w:rtl w:val="0"/>
-        </w:rPr>
-      </w:r>
-    </w:p>
-    <w:p>
-      <w:pPr>
-        <w:spacing w:after="40" w:lineRule="auto"/>
-        <w:rPr>
-          <w:b w:val="1"/>
-          <w:bCs w:val="1"/>
-          <w:sz w:val="18"/>
-          <w:szCs w:val="18"/>
-        </w:rPr>
-      </w:pPr>
-      <w:r>
-        <w:rPr>
-          <w:rtl w:val="0"/>
-        </w:rPr>
-      </w:r>
-    </w:p>
-    <w:p>
-      <w:pPr>
-        <w:spacing w:after="40" w:lineRule="auto"/>
-        <w:rPr>
-          <w:b w:val="1"/>
-          <w:bCs w:val="1"/>
-          <w:sz w:val="18"/>
-          <w:szCs w:val="18"/>
-        </w:rPr>
-      </w:pPr>
-      <w:r>
-        <w:rPr>
-          <w:rtl w:val="0"/>
-        </w:rPr>
-      </w:r>
-    </w:p>
-    <w:p>
-      <w:pPr>
-        <w:spacing w:after="40" w:lineRule="auto"/>
-        <w:rPr>
-          <w:b w:val="1"/>
-          <w:bCs w:val="1"/>
-          <w:sz w:val="18"/>
-          <w:szCs w:val="18"/>
-        </w:rPr>
-      </w:pPr>
-      <w:r>
-        <w:rPr>
-          <w:rtl w:val="0"/>
-        </w:rPr>
-      </w:r>
-    </w:p>
-    <w:p>
-      <w:pPr>
-        <w:spacing w:after="40" w:lineRule="auto"/>
-        <w:rPr>
-          <w:b w:val="1"/>
-          <w:bCs w:val="1"/>
-          <w:sz w:val="18"/>
-          <w:szCs w:val="18"/>
-        </w:rPr>
-      </w:pPr>
-      <w:r>
-        <w:rPr>
-          <w:rtl w:val="0"/>
-        </w:rPr>
-      </w:r>
-    </w:p>
-    <w:p>
-      <w:pPr>
-        <w:spacing w:after="40" w:lineRule="auto"/>
-        <w:rPr>
-          <w:b w:val="1"/>
-          <w:bCs w:val="1"/>
-          <w:sz w:val="18"/>
-          <w:szCs w:val="18"/>
-        </w:rPr>
-      </w:pPr>
-      <w:r>
-        <w:rPr>
-          <w:rtl w:val="0"/>
-        </w:rPr>
-      </w:r>
-    </w:p>
-    <w:p>
-      <w:pPr>
-        <w:spacing w:after="40" w:lineRule="auto"/>
-        <w:rPr>
-          <w:b w:val="1"/>
-          <w:bCs w:val="1"/>
-          <w:sz w:val="18"/>
-          <w:szCs w:val="18"/>
-        </w:rPr>
-      </w:pPr>
-      <w:r>
-        <w:rPr>
-          <w:rtl w:val="0"/>
-        </w:rPr>
-      </w:r>
-    </w:p>
-    <w:p>
-      <w:pPr>
-        <w:spacing w:after="40" w:lineRule="auto"/>
-        <w:rPr>
-          <w:b w:val="1"/>
-          <w:bCs w:val="1"/>
-          <w:sz w:val="18"/>
-          <w:szCs w:val="18"/>
-        </w:rPr>
-      </w:pPr>
-      <w:r>
-        <w:rPr>
-          <w:b w:val="1"/>
-          <w:bCs w:val="1"/>
-          <w:sz w:val="18"/>
-          <w:szCs w:val="18"/>
           <w:rtl w:val="0"/>
         </w:rPr>
         <w:t xml:space="preserve">Figure 2. Swimlane flowchart</w:t>
@@ -5188,14 +4971,14 @@
         </w:rPr>
         <w:drawing>
           <wp:inline distB="114300" distT="114300" distL="114300" distR="114300">
-            <wp:extent cx="6007153" cy="2574494"/>
+            <wp:extent cx="5407343" cy="2313760"/>
             <wp:effectExtent b="0" l="0" r="0" t="0"/>
-            <wp:docPr id="2" name="image4.png"/>
+            <wp:docPr id="2" name="image5.png"/>
             <a:graphic>
               <a:graphicData uri="http://schemas.openxmlformats.org/drawingml/2006/picture">
                 <pic:pic>
                   <pic:nvPicPr>
-                    <pic:cNvPr id="0" name="image4.png"/>
+                    <pic:cNvPr id="0" name="image5.png"/>
                     <pic:cNvPicPr preferRelativeResize="0"/>
                   </pic:nvPicPr>
                   <pic:blipFill>
@@ -5208,7 +4991,7 @@
                   <pic:spPr>
                     <a:xfrm>
                       <a:off x="0" y="0"/>
-                      <a:ext cx="6007153" cy="2574494"/>
+                      <a:ext cx="5407343" cy="2313760"/>
                     </a:xfrm>
                     <a:prstGeom prst="rect"/>
                     <a:ln/>
@@ -5265,6 +5048,7 @@
     <w:p>
       <w:pPr>
         <w:spacing w:after="40" w:lineRule="auto"/>
+        <w:jc w:val="both"/>
         <w:rPr>
           <w:sz w:val="18"/>
           <w:szCs w:val="18"/>
@@ -5282,6 +5066,7 @@
     <w:p>
       <w:pPr>
         <w:spacing w:after="40" w:lineRule="auto"/>
+        <w:jc w:val="both"/>
         <w:rPr>
           <w:sz w:val="18"/>
           <w:szCs w:val="18"/>
@@ -5299,6 +5084,7 @@
     <w:p>
       <w:pPr>
         <w:spacing w:after="40" w:lineRule="auto"/>
+        <w:jc w:val="both"/>
         <w:rPr>
           <w:b w:val="1"/>
           <w:bCs w:val="1"/>
@@ -5323,6 +5109,7 @@
     <w:p>
       <w:pPr>
         <w:spacing w:after="40" w:lineRule="auto"/>
+        <w:jc w:val="both"/>
         <w:rPr>
           <w:b w:val="1"/>
           <w:bCs w:val="1"/>
@@ -5344,6 +5131,7 @@
     <w:p>
       <w:pPr>
         <w:spacing w:after="40" w:lineRule="auto"/>
+        <w:jc w:val="both"/>
         <w:rPr>
           <w:sz w:val="18"/>
           <w:szCs w:val="18"/>
@@ -5794,6 +5582,7 @@
     <w:p>
       <w:pPr>
         <w:spacing w:after="40" w:lineRule="auto"/>
+        <w:jc w:val="both"/>
         <w:rPr>
           <w:sz w:val="18"/>
           <w:szCs w:val="18"/>
@@ -5827,6 +5616,7 @@
     <w:p>
       <w:pPr>
         <w:spacing w:after="40" w:lineRule="auto"/>
+        <w:jc w:val="both"/>
         <w:rPr/>
       </w:pPr>
       <w:r>
@@ -5886,12 +5676,12 @@
           <wp:inline distB="114300" distT="114300" distL="114300" distR="114300">
             <wp:extent cx="6404610" cy="2781300"/>
             <wp:effectExtent b="0" l="0" r="0" t="0"/>
-            <wp:docPr id="5" name="image1.png"/>
+            <wp:docPr id="5" name="image2.png"/>
             <a:graphic>
               <a:graphicData uri="http://schemas.openxmlformats.org/drawingml/2006/picture">
                 <pic:pic>
                   <pic:nvPicPr>
-                    <pic:cNvPr id="0" name="image1.png"/>
+                    <pic:cNvPr id="0" name="image2.png"/>
                     <pic:cNvPicPr preferRelativeResize="0"/>
                   </pic:nvPicPr>
                   <pic:blipFill>
@@ -6145,14 +5935,14 @@
           <w:p>
             <w:pPr>
               <w:rPr>
-                <w:sz w:val="18"/>
-                <w:szCs w:val="18"/>
-              </w:rPr>
-            </w:pPr>
-            <w:r>
-              <w:rPr>
-                <w:sz w:val="18"/>
-                <w:szCs w:val="18"/>
+                <w:sz w:val="16"/>
+                <w:szCs w:val="16"/>
+              </w:rPr>
+            </w:pPr>
+            <w:r>
+              <w:rPr>
+                <w:sz w:val="16"/>
+                <w:szCs w:val="16"/>
                 <w:rtl w:val="0"/>
               </w:rPr>
               <w:t xml:space="preserve">Before visit / discovery</w:t>
@@ -6164,14 +5954,14 @@
           <w:p>
             <w:pPr>
               <w:rPr>
-                <w:sz w:val="18"/>
-                <w:szCs w:val="18"/>
-              </w:rPr>
-            </w:pPr>
-            <w:r>
-              <w:rPr>
-                <w:sz w:val="18"/>
-                <w:szCs w:val="18"/>
+                <w:sz w:val="16"/>
+                <w:szCs w:val="16"/>
+              </w:rPr>
+            </w:pPr>
+            <w:r>
+              <w:rPr>
+                <w:sz w:val="16"/>
+                <w:szCs w:val="16"/>
                 <w:rtl w:val="0"/>
               </w:rPr>
               <w:t xml:space="preserve">Learns about the exhibition via Cassero's social media, word of mouth, or while at the venue for another event; decides to visit.</w:t>
@@ -6183,14 +5973,14 @@
           <w:p>
             <w:pPr>
               <w:rPr>
-                <w:sz w:val="18"/>
-                <w:szCs w:val="18"/>
-              </w:rPr>
-            </w:pPr>
-            <w:r>
-              <w:rPr>
-                <w:sz w:val="18"/>
-                <w:szCs w:val="18"/>
+                <w:sz w:val="16"/>
+                <w:szCs w:val="16"/>
+              </w:rPr>
+            </w:pPr>
+            <w:r>
+              <w:rPr>
+                <w:sz w:val="16"/>
+                <w:szCs w:val="16"/>
                 <w:rtl w:val="0"/>
               </w:rPr>
               <w:t xml:space="preserve">Social media; posters at the venue; Cassero website</w:t>
@@ -6202,14 +5992,14 @@
           <w:p>
             <w:pPr>
               <w:rPr>
-                <w:sz w:val="18"/>
-                <w:szCs w:val="18"/>
-              </w:rPr>
-            </w:pPr>
-            <w:r>
-              <w:rPr>
-                <w:sz w:val="18"/>
-                <w:szCs w:val="18"/>
+                <w:sz w:val="16"/>
+                <w:szCs w:val="16"/>
+              </w:rPr>
+            </w:pPr>
+            <w:r>
+              <w:rPr>
+                <w:sz w:val="16"/>
+                <w:szCs w:val="16"/>
                 <w:rtl w:val="0"/>
               </w:rPr>
               <w:t xml:space="preserve">Curiosity; possibly limited knowledge of Italian LGBTQIA+ history.</w:t>
@@ -6221,14 +6011,14 @@
           <w:p>
             <w:pPr>
               <w:rPr>
-                <w:sz w:val="18"/>
-                <w:szCs w:val="18"/>
-              </w:rPr>
-            </w:pPr>
-            <w:r>
-              <w:rPr>
-                <w:sz w:val="18"/>
-                <w:szCs w:val="18"/>
+                <w:sz w:val="16"/>
+                <w:szCs w:val="16"/>
+              </w:rPr>
+            </w:pPr>
+            <w:r>
+              <w:rPr>
+                <w:sz w:val="16"/>
+                <w:szCs w:val="16"/>
                 <w:rtl w:val="0"/>
               </w:rPr>
               <w:t xml:space="preserve">The Documentation Centre and its heritage are largely unknown, even to regular customers.</w:t>
@@ -6240,14 +6030,14 @@
           <w:p>
             <w:pPr>
               <w:rPr>
-                <w:sz w:val="18"/>
-                <w:szCs w:val="18"/>
-              </w:rPr>
-            </w:pPr>
-            <w:r>
-              <w:rPr>
-                <w:sz w:val="18"/>
-                <w:szCs w:val="18"/>
+                <w:sz w:val="16"/>
+                <w:szCs w:val="16"/>
+              </w:rPr>
+            </w:pPr>
+            <w:r>
+              <w:rPr>
+                <w:sz w:val="16"/>
+                <w:szCs w:val="16"/>
                 <w:rtl w:val="0"/>
               </w:rPr>
               <w:t xml:space="preserve">The exhibition is physically placed inside the venue’s courtyard intercepting visitors who are already there.</w:t>
@@ -6265,14 +6055,14 @@
           <w:p>
             <w:pPr>
               <w:rPr>
-                <w:sz w:val="18"/>
-                <w:szCs w:val="18"/>
-              </w:rPr>
-            </w:pPr>
-            <w:r>
-              <w:rPr>
-                <w:sz w:val="18"/>
-                <w:szCs w:val="18"/>
+                <w:sz w:val="16"/>
+                <w:szCs w:val="16"/>
+              </w:rPr>
+            </w:pPr>
+            <w:r>
+              <w:rPr>
+                <w:sz w:val="16"/>
+                <w:szCs w:val="16"/>
                 <w:rtl w:val="0"/>
               </w:rPr>
               <w:t xml:space="preserve">Onboarding</w:t>
@@ -6284,14 +6074,14 @@
           <w:p>
             <w:pPr>
               <w:rPr>
-                <w:sz w:val="18"/>
-                <w:szCs w:val="18"/>
-              </w:rPr>
-            </w:pPr>
-            <w:r>
-              <w:rPr>
-                <w:sz w:val="18"/>
-                <w:szCs w:val="18"/>
+                <w:sz w:val="16"/>
+                <w:szCs w:val="16"/>
+              </w:rPr>
+            </w:pPr>
+            <w:r>
+              <w:rPr>
+                <w:sz w:val="16"/>
+                <w:szCs w:val="16"/>
                 <w:rtl w:val="0"/>
               </w:rPr>
               <w:t xml:space="preserve">Reads the orientation panel; steps onto the path; the Twine narrative begins</w:t>
@@ -6303,14 +6093,14 @@
           <w:p>
             <w:pPr>
               <w:rPr>
-                <w:sz w:val="18"/>
-                <w:szCs w:val="18"/>
-              </w:rPr>
-            </w:pPr>
-            <w:r>
-              <w:rPr>
-                <w:sz w:val="18"/>
-                <w:szCs w:val="18"/>
+                <w:sz w:val="16"/>
+                <w:szCs w:val="16"/>
+              </w:rPr>
+            </w:pPr>
+            <w:r>
+              <w:rPr>
+                <w:sz w:val="16"/>
+                <w:szCs w:val="16"/>
                 <w:rtl w:val="0"/>
               </w:rPr>
               <w:t xml:space="preserve">Entrance panel, volunteers.</w:t>
@@ -6322,14 +6112,14 @@
           <w:p>
             <w:pPr>
               <w:rPr>
-                <w:sz w:val="18"/>
-                <w:szCs w:val="18"/>
-              </w:rPr>
-            </w:pPr>
-            <w:r>
-              <w:rPr>
-                <w:sz w:val="18"/>
-                <w:szCs w:val="18"/>
+                <w:sz w:val="16"/>
+                <w:szCs w:val="16"/>
+              </w:rPr>
+            </w:pPr>
+            <w:r>
+              <w:rPr>
+                <w:sz w:val="16"/>
+                <w:szCs w:val="16"/>
                 <w:rtl w:val="0"/>
               </w:rPr>
               <w:t xml:space="preserve">Openness, slight uncertainty about how the interactive later works</w:t>
@@ -6341,14 +6131,14 @@
           <w:p>
             <w:pPr>
               <w:rPr>
-                <w:sz w:val="18"/>
-                <w:szCs w:val="18"/>
-              </w:rPr>
-            </w:pPr>
-            <w:r>
-              <w:rPr>
-                <w:sz w:val="18"/>
-                <w:szCs w:val="18"/>
+                <w:sz w:val="16"/>
+                <w:szCs w:val="16"/>
+              </w:rPr>
+            </w:pPr>
+            <w:r>
+              <w:rPr>
+                <w:sz w:val="16"/>
+                <w:szCs w:val="16"/>
                 <w:rtl w:val="0"/>
               </w:rPr>
               <w:t xml:space="preserve">Visitors may not be familiar with interactive narrative formats</w:t>
@@ -6360,17 +6150,179 @@
           <w:p>
             <w:pPr>
               <w:rPr>
-                <w:sz w:val="18"/>
-                <w:szCs w:val="18"/>
-              </w:rPr>
-            </w:pPr>
-            <w:r>
-              <w:rPr>
-                <w:sz w:val="18"/>
-                <w:szCs w:val="18"/>
+                <w:sz w:val="16"/>
+                <w:szCs w:val="16"/>
+              </w:rPr>
+            </w:pPr>
+            <w:r>
+              <w:rPr>
+                <w:sz w:val="16"/>
+                <w:szCs w:val="16"/>
                 <w:rtl w:val="0"/>
               </w:rPr>
               <w:t xml:space="preserve">The Twine mirrors the physical route one zone at a time; a volunteer is available; choices are simple and low-stakes. </w:t>
+            </w:r>
+          </w:p>
+        </w:tc>
+      </w:tr>
+      <w:tr>
+        <w:trPr>
+          <w:cantSplit w:val="0"/>
+          <w:trHeight w:val="1467.890625" w:hRule="atLeast"/>
+          <w:tblHeader w:val="0"/>
+        </w:trPr>
+        <w:tc>
+          <w:tcPr/>
+          <w:p>
+            <w:pPr>
+              <w:rPr>
+                <w:sz w:val="16"/>
+                <w:szCs w:val="16"/>
+              </w:rPr>
+            </w:pPr>
+            <w:r>
+              <w:rPr>
+                <w:sz w:val="16"/>
+                <w:szCs w:val="16"/>
+                <w:rtl w:val="0"/>
+              </w:rPr>
+              <w:t xml:space="preserve">Mission / Goals</w:t>
+            </w:r>
+          </w:p>
+        </w:tc>
+        <w:tc>
+          <w:tcPr/>
+          <w:p>
+            <w:pPr>
+              <w:rPr>
+                <w:sz w:val="16"/>
+                <w:szCs w:val="16"/>
+              </w:rPr>
+            </w:pPr>
+            <w:r>
+              <w:rPr>
+                <w:sz w:val="16"/>
+                <w:szCs w:val="16"/>
+                <w:rtl w:val="0"/>
+              </w:rPr>
+              <w:t xml:space="preserve">Walks the seven chronological zones; reads panels; follows the story from Stonewall to Rivolta Pride. </w:t>
+            </w:r>
+          </w:p>
+        </w:tc>
+        <w:tc>
+          <w:tcPr/>
+          <w:p>
+            <w:pPr>
+              <w:rPr>
+                <w:sz w:val="16"/>
+                <w:szCs w:val="16"/>
+              </w:rPr>
+            </w:pPr>
+            <w:r>
+              <w:rPr>
+                <w:sz w:val="16"/>
+                <w:szCs w:val="16"/>
+                <w:rtl w:val="0"/>
+              </w:rPr>
+              <w:t xml:space="preserve">Physical panels; archival reproductions; Twine passages; era-based visual identity (CSS).</w:t>
+            </w:r>
+          </w:p>
+          <w:p>
+            <w:pPr>
+              <w:rPr>
+                <w:sz w:val="16"/>
+                <w:szCs w:val="16"/>
+              </w:rPr>
+            </w:pPr>
+            <w:r>
+              <w:rPr>
+                <w:rtl w:val="0"/>
+              </w:rPr>
+            </w:r>
+          </w:p>
+          <w:p>
+            <w:pPr>
+              <w:rPr>
+                <w:sz w:val="16"/>
+                <w:szCs w:val="16"/>
+              </w:rPr>
+            </w:pPr>
+            <w:r>
+              <w:rPr>
+                <w:rtl w:val="0"/>
+              </w:rPr>
+            </w:r>
+          </w:p>
+        </w:tc>
+        <w:tc>
+          <w:tcPr/>
+          <w:p>
+            <w:pPr>
+              <w:rPr>
+                <w:sz w:val="16"/>
+                <w:szCs w:val="16"/>
+              </w:rPr>
+            </w:pPr>
+            <w:r>
+              <w:rPr>
+                <w:sz w:val="16"/>
+                <w:szCs w:val="16"/>
+                <w:rtl w:val="0"/>
+              </w:rPr>
+              <w:t xml:space="preserve">Growing involvement; emotional weight in the 1980s section; energy in the Pride decades. </w:t>
+            </w:r>
+          </w:p>
+        </w:tc>
+        <w:tc>
+          <w:tcPr/>
+          <w:p>
+            <w:pPr>
+              <w:rPr>
+                <w:sz w:val="16"/>
+                <w:szCs w:val="16"/>
+              </w:rPr>
+            </w:pPr>
+            <w:r>
+              <w:rPr>
+                <w:sz w:val="16"/>
+                <w:szCs w:val="16"/>
+                <w:rtl w:val="0"/>
+              </w:rPr>
+              <w:t xml:space="preserve">Some content is emotionally heavy (Giarre, AIDS crisis). </w:t>
+            </w:r>
+          </w:p>
+        </w:tc>
+        <w:tc>
+          <w:tcPr/>
+          <w:p>
+            <w:pPr>
+              <w:spacing w:after="240" w:before="240" w:lineRule="auto"/>
+              <w:ind w:left="0" w:firstLine="0"/>
+              <w:rPr>
+                <w:sz w:val="16"/>
+                <w:szCs w:val="16"/>
+              </w:rPr>
+            </w:pPr>
+            <w:r>
+              <w:rPr>
+                <w:sz w:val="16"/>
+                <w:szCs w:val="16"/>
+                <w:rtl w:val="0"/>
+              </w:rPr>
+              <w:t xml:space="preserve">A content note marks the heavier section; the visitor can explicitly choose to take their time or continue.</w:t>
+            </w:r>
+          </w:p>
+          <w:p>
+            <w:pPr>
+              <w:rPr>
+                <w:sz w:val="16"/>
+                <w:szCs w:val="16"/>
+              </w:rPr>
+            </w:pPr>
+            <w:r>
+              <w:rPr>
+                <w:rtl w:val="0"/>
+              </w:rPr>
             </w:r>
           </w:p>
         </w:tc>
@@ -6385,153 +6337,112 @@
           <w:p>
             <w:pPr>
               <w:rPr>
-                <w:sz w:val="18"/>
-                <w:szCs w:val="18"/>
-              </w:rPr>
-            </w:pPr>
-            <w:r>
-              <w:rPr>
-                <w:sz w:val="18"/>
-                <w:szCs w:val="18"/>
-                <w:rtl w:val="0"/>
-              </w:rPr>
-              <w:t xml:space="preserve">Mission / Goals</w:t>
-            </w:r>
-          </w:p>
-        </w:tc>
-        <w:tc>
-          <w:tcPr/>
-          <w:p>
-            <w:pPr>
-              <w:rPr>
-                <w:sz w:val="18"/>
-                <w:szCs w:val="18"/>
-              </w:rPr>
-            </w:pPr>
-            <w:r>
-              <w:rPr>
-                <w:sz w:val="18"/>
-                <w:szCs w:val="18"/>
-                <w:rtl w:val="0"/>
-              </w:rPr>
-              <w:t xml:space="preserve">Walks the seven chronological zones; reads panels; follows the story from Stonewall to Rivolta Pride. </w:t>
-            </w:r>
-          </w:p>
-        </w:tc>
-        <w:tc>
-          <w:tcPr/>
-          <w:p>
-            <w:pPr>
-              <w:rPr>
-                <w:sz w:val="18"/>
-                <w:szCs w:val="18"/>
-              </w:rPr>
-            </w:pPr>
-            <w:r>
-              <w:rPr>
-                <w:sz w:val="18"/>
-                <w:szCs w:val="18"/>
-                <w:rtl w:val="0"/>
-              </w:rPr>
-              <w:t xml:space="preserve">Physical panels; archival reproductions; Twine passages; era-based visual identity (CSS).</w:t>
-            </w:r>
-          </w:p>
-          <w:p>
-            <w:pPr>
-              <w:rPr>
-                <w:sz w:val="18"/>
-                <w:szCs w:val="18"/>
-              </w:rPr>
-            </w:pPr>
-            <w:r>
-              <w:rPr>
-                <w:rtl w:val="0"/>
-              </w:rPr>
-            </w:r>
-          </w:p>
-          <w:p>
-            <w:pPr>
-              <w:rPr>
-                <w:sz w:val="18"/>
-                <w:szCs w:val="18"/>
-              </w:rPr>
-            </w:pPr>
-            <w:r>
-              <w:rPr>
-                <w:rtl w:val="0"/>
-              </w:rPr>
-            </w:r>
-          </w:p>
-        </w:tc>
-        <w:tc>
-          <w:tcPr/>
-          <w:p>
-            <w:pPr>
-              <w:rPr>
-                <w:sz w:val="18"/>
-                <w:szCs w:val="18"/>
-              </w:rPr>
-            </w:pPr>
-            <w:r>
-              <w:rPr>
-                <w:sz w:val="18"/>
-                <w:szCs w:val="18"/>
-                <w:rtl w:val="0"/>
-              </w:rPr>
-              <w:t xml:space="preserve">Growing involvement; emotional weight in the 1980s section; energy in the Pride decades. </w:t>
-            </w:r>
-          </w:p>
-        </w:tc>
-        <w:tc>
-          <w:tcPr/>
-          <w:p>
-            <w:pPr>
-              <w:rPr>
-                <w:sz w:val="18"/>
-                <w:szCs w:val="18"/>
-              </w:rPr>
-            </w:pPr>
-            <w:r>
-              <w:rPr>
-                <w:sz w:val="18"/>
-                <w:szCs w:val="18"/>
-                <w:rtl w:val="0"/>
-              </w:rPr>
-              <w:t xml:space="preserve">Some content is emotionally heavy (Giarre, AIDS crisis). </w:t>
-            </w:r>
-          </w:p>
-        </w:tc>
-        <w:tc>
-          <w:tcPr/>
-          <w:p>
-            <w:pPr>
-              <w:spacing w:after="240" w:before="240" w:lineRule="auto"/>
-              <w:ind w:left="0" w:firstLine="0"/>
-              <w:rPr>
-                <w:sz w:val="18"/>
-                <w:szCs w:val="18"/>
-              </w:rPr>
-            </w:pPr>
-            <w:r>
-              <w:rPr>
-                <w:sz w:val="18"/>
-                <w:szCs w:val="18"/>
-                <w:rtl w:val="0"/>
-              </w:rPr>
-              <w:t xml:space="preserve">A content note marks the heavier section; the visitor can explicitly choose to take their time or continue.</w:t>
-            </w:r>
-          </w:p>
-          <w:p>
-            <w:pPr>
-              <w:rPr>
-                <w:sz w:val="18"/>
-                <w:szCs w:val="18"/>
-              </w:rPr>
-            </w:pPr>
-            <w:r>
-              <w:rPr>
-                <w:rtl w:val="0"/>
-              </w:rPr>
+                <w:sz w:val="16"/>
+                <w:szCs w:val="16"/>
+              </w:rPr>
+            </w:pPr>
+            <w:r>
+              <w:rPr>
+                <w:sz w:val="16"/>
+                <w:szCs w:val="16"/>
+                <w:rtl w:val="0"/>
+              </w:rPr>
+              <w:t xml:space="preserve">Capture / interaction</w:t>
+            </w:r>
+          </w:p>
+        </w:tc>
+        <w:tc>
+          <w:tcPr/>
+          <w:p>
+            <w:pPr>
+              <w:rPr>
+                <w:sz w:val="16"/>
+                <w:szCs w:val="16"/>
+              </w:rPr>
+            </w:pPr>
+            <w:r>
+              <w:rPr>
+                <w:sz w:val="16"/>
+                <w:szCs w:val="16"/>
+                <w:rtl w:val="0"/>
+              </w:rPr>
+              <w:t xml:space="preserve">Chooses to stop at testimonies, examine documents, read the Cirinnà law on the totem, open web app deep-dives.</w:t>
+            </w:r>
+          </w:p>
+        </w:tc>
+        <w:tc>
+          <w:tcPr/>
+          <w:p>
+            <w:pPr>
+              <w:rPr>
+                <w:sz w:val="16"/>
+                <w:szCs w:val="16"/>
+              </w:rPr>
+            </w:pPr>
+            <w:r>
+              <w:rPr>
+                <w:sz w:val="16"/>
+                <w:szCs w:val="16"/>
+                <w:rtl w:val="0"/>
+              </w:rPr>
+              <w:t xml:space="preserve">Interactive totem, QR/links to the web app, external video links (Madaschi, Europride, 360°)</w:t>
+            </w:r>
+          </w:p>
+        </w:tc>
+        <w:tc>
+          <w:tcPr/>
+          <w:p>
+            <w:pPr>
+              <w:rPr>
+                <w:sz w:val="16"/>
+                <w:szCs w:val="16"/>
+              </w:rPr>
+            </w:pPr>
+            <w:r>
+              <w:rPr>
+                <w:sz w:val="16"/>
+                <w:szCs w:val="16"/>
+                <w:rtl w:val="0"/>
+              </w:rPr>
+              <w:t xml:space="preserve">Agency, the sense that their path is their own</w:t>
+            </w:r>
+          </w:p>
+        </w:tc>
+        <w:tc>
+          <w:tcPr/>
+          <w:p>
+            <w:pPr>
+              <w:rPr>
+                <w:sz w:val="16"/>
+                <w:szCs w:val="16"/>
+              </w:rPr>
+            </w:pPr>
+            <w:r>
+              <w:rPr>
+                <w:sz w:val="16"/>
+                <w:szCs w:val="16"/>
+                <w:rtl w:val="0"/>
+              </w:rPr>
+              <w:t xml:space="preserve">Multimedia content cannot all be displayed physically.</w:t>
+            </w:r>
+          </w:p>
+        </w:tc>
+        <w:tc>
+          <w:tcPr/>
+          <w:p>
+            <w:pPr>
+              <w:rPr>
+                <w:sz w:val="16"/>
+                <w:szCs w:val="16"/>
+              </w:rPr>
+            </w:pPr>
+            <w:r>
+              <w:rPr>
+                <w:sz w:val="16"/>
+                <w:szCs w:val="16"/>
+                <w:rtl w:val="0"/>
+              </w:rPr>
+              <w:t xml:space="preserve">The web app hosts full multimedia deep-dives; the Twine records each interaction as a narrative variable.</w:t>
             </w:r>
           </w:p>
         </w:tc>
@@ -6546,112 +6457,112 @@
           <w:p>
             <w:pPr>
               <w:rPr>
-                <w:sz w:val="18"/>
-                <w:szCs w:val="18"/>
-              </w:rPr>
-            </w:pPr>
-            <w:r>
-              <w:rPr>
-                <w:sz w:val="18"/>
-                <w:szCs w:val="18"/>
-                <w:rtl w:val="0"/>
-              </w:rPr>
-              <w:t xml:space="preserve">Capture / interaction</w:t>
-            </w:r>
-          </w:p>
-        </w:tc>
-        <w:tc>
-          <w:tcPr/>
-          <w:p>
-            <w:pPr>
-              <w:rPr>
-                <w:sz w:val="18"/>
-                <w:szCs w:val="18"/>
-              </w:rPr>
-            </w:pPr>
-            <w:r>
-              <w:rPr>
-                <w:sz w:val="18"/>
-                <w:szCs w:val="18"/>
-                <w:rtl w:val="0"/>
-              </w:rPr>
-              <w:t xml:space="preserve">Chooses to stop at testimonies, examine documents, read the Cirinnà law on the totem, open web app deep-dives.</w:t>
-            </w:r>
-          </w:p>
-        </w:tc>
-        <w:tc>
-          <w:tcPr/>
-          <w:p>
-            <w:pPr>
-              <w:rPr>
-                <w:sz w:val="18"/>
-                <w:szCs w:val="18"/>
-              </w:rPr>
-            </w:pPr>
-            <w:r>
-              <w:rPr>
-                <w:sz w:val="18"/>
-                <w:szCs w:val="18"/>
-                <w:rtl w:val="0"/>
-              </w:rPr>
-              <w:t xml:space="preserve">Interactive totem, QR/links to the web app, external video links (Madaschi, Europride, 360°)</w:t>
-            </w:r>
-          </w:p>
-        </w:tc>
-        <w:tc>
-          <w:tcPr/>
-          <w:p>
-            <w:pPr>
-              <w:rPr>
-                <w:sz w:val="18"/>
-                <w:szCs w:val="18"/>
-              </w:rPr>
-            </w:pPr>
-            <w:r>
-              <w:rPr>
-                <w:sz w:val="18"/>
-                <w:szCs w:val="18"/>
-                <w:rtl w:val="0"/>
-              </w:rPr>
-              <w:t xml:space="preserve">Agency, the sense that their path is their own</w:t>
-            </w:r>
-          </w:p>
-        </w:tc>
-        <w:tc>
-          <w:tcPr/>
-          <w:p>
-            <w:pPr>
-              <w:rPr>
-                <w:sz w:val="18"/>
-                <w:szCs w:val="18"/>
-              </w:rPr>
-            </w:pPr>
-            <w:r>
-              <w:rPr>
-                <w:sz w:val="18"/>
-                <w:szCs w:val="18"/>
-                <w:rtl w:val="0"/>
-              </w:rPr>
-              <w:t xml:space="preserve">Multimedia content cannot all be displayed physically.</w:t>
-            </w:r>
-          </w:p>
-        </w:tc>
-        <w:tc>
-          <w:tcPr/>
-          <w:p>
-            <w:pPr>
-              <w:rPr>
-                <w:sz w:val="18"/>
-                <w:szCs w:val="18"/>
-              </w:rPr>
-            </w:pPr>
-            <w:r>
-              <w:rPr>
-                <w:sz w:val="18"/>
-                <w:szCs w:val="18"/>
-                <w:rtl w:val="0"/>
-              </w:rPr>
-              <w:t xml:space="preserve">The web app hosts full multimedia deep-dives; the Twine records each interaction as a narrative variable.</w:t>
+                <w:sz w:val="16"/>
+                <w:szCs w:val="16"/>
+              </w:rPr>
+            </w:pPr>
+            <w:r>
+              <w:rPr>
+                <w:sz w:val="16"/>
+                <w:szCs w:val="16"/>
+                <w:rtl w:val="0"/>
+              </w:rPr>
+              <w:t xml:space="preserve">Feedback / scoring</w:t>
+            </w:r>
+          </w:p>
+        </w:tc>
+        <w:tc>
+          <w:tcPr/>
+          <w:p>
+            <w:pPr>
+              <w:rPr>
+                <w:sz w:val="16"/>
+                <w:szCs w:val="16"/>
+              </w:rPr>
+            </w:pPr>
+            <w:r>
+              <w:rPr>
+                <w:sz w:val="16"/>
+                <w:szCs w:val="16"/>
+                <w:rtl w:val="0"/>
+              </w:rPr>
+              <w:t xml:space="preserve">Experiences the VR in the ballroom; writes a personal message in the Twine; reads the personalised ending. </w:t>
+            </w:r>
+          </w:p>
+        </w:tc>
+        <w:tc>
+          <w:tcPr/>
+          <w:p>
+            <w:pPr>
+              <w:rPr>
+                <w:sz w:val="16"/>
+                <w:szCs w:val="16"/>
+              </w:rPr>
+            </w:pPr>
+            <w:r>
+              <w:rPr>
+                <w:sz w:val="16"/>
+                <w:szCs w:val="16"/>
+                <w:rtl w:val="0"/>
+              </w:rPr>
+              <w:t xml:space="preserve">VR headset + 360° recording; Twine input box; message wall; final recap screen. </w:t>
+            </w:r>
+          </w:p>
+        </w:tc>
+        <w:tc>
+          <w:tcPr/>
+          <w:p>
+            <w:pPr>
+              <w:rPr>
+                <w:sz w:val="16"/>
+                <w:szCs w:val="16"/>
+              </w:rPr>
+            </w:pPr>
+            <w:r>
+              <w:rPr>
+                <w:sz w:val="16"/>
+                <w:szCs w:val="16"/>
+                <w:rtl w:val="0"/>
+              </w:rPr>
+              <w:t xml:space="preserve">Immersion and emotional peak (VR); personal connection; sense of having contributed. </w:t>
+            </w:r>
+          </w:p>
+        </w:tc>
+        <w:tc>
+          <w:tcPr/>
+          <w:p>
+            <w:pPr>
+              <w:rPr>
+                <w:sz w:val="16"/>
+                <w:szCs w:val="16"/>
+              </w:rPr>
+            </w:pPr>
+            <w:r>
+              <w:rPr>
+                <w:sz w:val="16"/>
+                <w:szCs w:val="16"/>
+                <w:rtl w:val="0"/>
+              </w:rPr>
+              <w:t xml:space="preserve">Some visitors may be uncomfortable with VR headsets.</w:t>
+            </w:r>
+          </w:p>
+        </w:tc>
+        <w:tc>
+          <w:tcPr/>
+          <w:p>
+            <w:pPr>
+              <w:rPr>
+                <w:sz w:val="16"/>
+                <w:szCs w:val="16"/>
+              </w:rPr>
+            </w:pPr>
+            <w:r>
+              <w:rPr>
+                <w:sz w:val="16"/>
+                <w:szCs w:val="16"/>
+                <w:rtl w:val="0"/>
+              </w:rPr>
+              <w:t xml:space="preserve">A volunteer briefs each visitor; the same 360° video is available on a regular screen and via link as a fallback. </w:t>
             </w:r>
           </w:p>
         </w:tc>
@@ -6666,134 +6577,14 @@
           <w:p>
             <w:pPr>
               <w:rPr>
-                <w:sz w:val="18"/>
-                <w:szCs w:val="18"/>
-              </w:rPr>
-            </w:pPr>
-            <w:r>
-              <w:rPr>
-                <w:sz w:val="18"/>
-                <w:szCs w:val="18"/>
-                <w:rtl w:val="0"/>
-              </w:rPr>
-              <w:t xml:space="preserve">Feedback / scoring</w:t>
-            </w:r>
-          </w:p>
-        </w:tc>
-        <w:tc>
-          <w:tcPr/>
-          <w:p>
-            <w:pPr>
-              <w:rPr>
-                <w:sz w:val="18"/>
-                <w:szCs w:val="18"/>
-              </w:rPr>
-            </w:pPr>
-            <w:r>
-              <w:rPr>
-                <w:sz w:val="18"/>
-                <w:szCs w:val="18"/>
-                <w:rtl w:val="0"/>
-              </w:rPr>
-              <w:t xml:space="preserve">Experiences the VR in the ballroom; writes a personal message in the Twine; reads the personalised ending. </w:t>
-            </w:r>
-          </w:p>
-        </w:tc>
-        <w:tc>
-          <w:tcPr/>
-          <w:p>
-            <w:pPr>
-              <w:rPr>
-                <w:sz w:val="18"/>
-                <w:szCs w:val="18"/>
-              </w:rPr>
-            </w:pPr>
-            <w:r>
-              <w:rPr>
-                <w:sz w:val="18"/>
-                <w:szCs w:val="18"/>
-                <w:rtl w:val="0"/>
-              </w:rPr>
-              <w:t xml:space="preserve">VR headset + 360° recording; Twine input box; message wall; final recap screen. </w:t>
-            </w:r>
-          </w:p>
-        </w:tc>
-        <w:tc>
-          <w:tcPr/>
-          <w:p>
-            <w:pPr>
-              <w:rPr>
-                <w:sz w:val="18"/>
-                <w:szCs w:val="18"/>
-              </w:rPr>
-            </w:pPr>
-            <w:r>
-              <w:rPr>
-                <w:sz w:val="18"/>
-                <w:szCs w:val="18"/>
-                <w:rtl w:val="0"/>
-              </w:rPr>
-              <w:t xml:space="preserve">Immersion and emotional peak (VR); personal connection; sense of having contributed. </w:t>
-            </w:r>
-          </w:p>
-        </w:tc>
-        <w:tc>
-          <w:tcPr/>
-          <w:p>
-            <w:pPr>
-              <w:rPr>
-                <w:sz w:val="18"/>
-                <w:szCs w:val="18"/>
-              </w:rPr>
-            </w:pPr>
-            <w:r>
-              <w:rPr>
-                <w:sz w:val="18"/>
-                <w:szCs w:val="18"/>
-                <w:rtl w:val="0"/>
-              </w:rPr>
-              <w:t xml:space="preserve">Some visitors may be uncomfortable with VR headsets.</w:t>
-            </w:r>
-          </w:p>
-        </w:tc>
-        <w:tc>
-          <w:tcPr/>
-          <w:p>
-            <w:pPr>
-              <w:rPr>
-                <w:sz w:val="18"/>
-                <w:szCs w:val="18"/>
-              </w:rPr>
-            </w:pPr>
-            <w:r>
-              <w:rPr>
-                <w:sz w:val="18"/>
-                <w:szCs w:val="18"/>
-                <w:rtl w:val="0"/>
-              </w:rPr>
-              <w:t xml:space="preserve">A volunteer briefs each visitor; the same 360° video is available on a regular screen and via link as a fallback. </w:t>
-            </w:r>
-          </w:p>
-        </w:tc>
-      </w:tr>
-      <w:tr>
-        <w:trPr>
-          <w:cantSplit w:val="0"/>
-          <w:tblHeader w:val="0"/>
-        </w:trPr>
-        <w:tc>
-          <w:tcPr/>
-          <w:p>
-            <w:pPr>
-              <w:rPr>
-                <w:sz w:val="18"/>
-                <w:szCs w:val="18"/>
-              </w:rPr>
-            </w:pPr>
-            <w:r>
-              <w:rPr>
-                <w:sz w:val="18"/>
-                <w:szCs w:val="18"/>
+                <w:sz w:val="16"/>
+                <w:szCs w:val="16"/>
+              </w:rPr>
+            </w:pPr>
+            <w:r>
+              <w:rPr>
+                <w:sz w:val="16"/>
+                <w:szCs w:val="16"/>
                 <w:rtl w:val="0"/>
               </w:rPr>
               <w:t xml:space="preserve">After experience</w:t>
@@ -6805,14 +6596,14 @@
           <w:p>
             <w:pPr>
               <w:rPr>
-                <w:sz w:val="18"/>
-                <w:szCs w:val="18"/>
-              </w:rPr>
-            </w:pPr>
-            <w:r>
-              <w:rPr>
-                <w:sz w:val="18"/>
-                <w:szCs w:val="18"/>
+                <w:sz w:val="16"/>
+                <w:szCs w:val="16"/>
+              </w:rPr>
+            </w:pPr>
+            <w:r>
+              <w:rPr>
+                <w:sz w:val="16"/>
+                <w:szCs w:val="16"/>
                 <w:rtl w:val="0"/>
               </w:rPr>
               <w:t xml:space="preserve">Continues exploring content on the web app; may return to the venue or the archive's online catalogue. </w:t>
@@ -6824,14 +6615,14 @@
           <w:p>
             <w:pPr>
               <w:rPr>
-                <w:sz w:val="18"/>
-                <w:szCs w:val="18"/>
-              </w:rPr>
-            </w:pPr>
-            <w:r>
-              <w:rPr>
-                <w:sz w:val="18"/>
-                <w:szCs w:val="18"/>
+                <w:sz w:val="16"/>
+                <w:szCs w:val="16"/>
+              </w:rPr>
+            </w:pPr>
+            <w:r>
+              <w:rPr>
+                <w:sz w:val="16"/>
+                <w:szCs w:val="16"/>
                 <w:rtl w:val="0"/>
               </w:rPr>
               <w:t xml:space="preserve">Web app; centrodocumentazionecassero.it; published Twine (standalone HTML). </w:t>
@@ -6843,14 +6634,14 @@
           <w:p>
             <w:pPr>
               <w:rPr>
-                <w:sz w:val="18"/>
-                <w:szCs w:val="18"/>
-              </w:rPr>
-            </w:pPr>
-            <w:r>
-              <w:rPr>
-                <w:sz w:val="18"/>
-                <w:szCs w:val="18"/>
+                <w:sz w:val="16"/>
+                <w:szCs w:val="16"/>
+              </w:rPr>
+            </w:pPr>
+            <w:r>
+              <w:rPr>
+                <w:sz w:val="16"/>
+                <w:szCs w:val="16"/>
                 <w:rtl w:val="0"/>
               </w:rPr>
               <w:t xml:space="preserve">Desire to learn more; lasting impression</w:t>
@@ -6862,14 +6653,14 @@
           <w:p>
             <w:pPr>
               <w:rPr>
-                <w:sz w:val="18"/>
-                <w:szCs w:val="18"/>
-              </w:rPr>
-            </w:pPr>
-            <w:r>
-              <w:rPr>
-                <w:sz w:val="18"/>
-                <w:szCs w:val="18"/>
+                <w:sz w:val="16"/>
+                <w:szCs w:val="16"/>
+              </w:rPr>
+            </w:pPr>
+            <w:r>
+              <w:rPr>
+                <w:sz w:val="16"/>
+                <w:szCs w:val="16"/>
                 <w:rtl w:val="0"/>
               </w:rPr>
               <w:t xml:space="preserve">The physical archive upstairs is not directly accessible to casual visitors. </w:t>
@@ -6881,14 +6672,14 @@
           <w:p>
             <w:pPr>
               <w:rPr>
-                <w:sz w:val="18"/>
-                <w:szCs w:val="18"/>
-              </w:rPr>
-            </w:pPr>
-            <w:r>
-              <w:rPr>
-                <w:sz w:val="18"/>
-                <w:szCs w:val="18"/>
+                <w:sz w:val="16"/>
+                <w:szCs w:val="16"/>
+              </w:rPr>
+            </w:pPr>
+            <w:r>
+              <w:rPr>
+                <w:sz w:val="16"/>
+                <w:szCs w:val="16"/>
                 <w:rtl w:val="0"/>
               </w:rPr>
               <w:t xml:space="preserve">The web app acts as the permanent digital gateway to the archive’s collections.</w:t>
@@ -7100,14 +6891,14 @@
           <w:p>
             <w:pPr>
               <w:rPr>
-                <w:sz w:val="18"/>
-                <w:szCs w:val="18"/>
-              </w:rPr>
-            </w:pPr>
-            <w:r>
-              <w:rPr>
-                <w:sz w:val="18"/>
-                <w:szCs w:val="18"/>
+                <w:sz w:val="16"/>
+                <w:szCs w:val="16"/>
+              </w:rPr>
+            </w:pPr>
+            <w:r>
+              <w:rPr>
+                <w:sz w:val="16"/>
+                <w:szCs w:val="16"/>
                 <w:rtl w:val="0"/>
               </w:rPr>
               <w:t xml:space="preserve">Even people attending regularly Cassero’s activities aren’t often aware of their archival work</w:t>
@@ -7119,14 +6910,14 @@
           <w:p>
             <w:pPr>
               <w:rPr>
-                <w:sz w:val="18"/>
-                <w:szCs w:val="18"/>
-              </w:rPr>
-            </w:pPr>
-            <w:r>
-              <w:rPr>
-                <w:sz w:val="18"/>
-                <w:szCs w:val="18"/>
+                <w:sz w:val="16"/>
+                <w:szCs w:val="16"/>
+              </w:rPr>
+            </w:pPr>
+            <w:r>
+              <w:rPr>
+                <w:sz w:val="16"/>
+                <w:szCs w:val="16"/>
                 <w:rtl w:val="0"/>
               </w:rPr>
               <w:t xml:space="preserve">The project displays and promotes part of Cassero’s collection in the space in which also other activities take place, promoting affluence. The exhibition also aims to show the material in an engaging and intriguing way.</w:t>
@@ -7138,14 +6929,14 @@
           <w:p>
             <w:pPr>
               <w:rPr>
-                <w:sz w:val="18"/>
-                <w:szCs w:val="18"/>
-              </w:rPr>
-            </w:pPr>
-            <w:r>
-              <w:rPr>
-                <w:sz w:val="18"/>
-                <w:szCs w:val="18"/>
+                <w:sz w:val="16"/>
+                <w:szCs w:val="16"/>
+              </w:rPr>
+            </w:pPr>
+            <w:r>
+              <w:rPr>
+                <w:sz w:val="16"/>
+                <w:szCs w:val="16"/>
                 <w:rtl w:val="0"/>
               </w:rPr>
               <w:t xml:space="preserve">People who are already interested in other activities promoted by Cassero will be further informed in their archival work, and will therefore be able to learn about Italian LGBTQIA+ history.</w:t>
@@ -7163,14 +6954,14 @@
           <w:p>
             <w:pPr>
               <w:rPr>
-                <w:sz w:val="18"/>
-                <w:szCs w:val="18"/>
-              </w:rPr>
-            </w:pPr>
-            <w:r>
-              <w:rPr>
-                <w:sz w:val="18"/>
-                <w:szCs w:val="18"/>
+                <w:sz w:val="16"/>
+                <w:szCs w:val="16"/>
+              </w:rPr>
+            </w:pPr>
+            <w:r>
+              <w:rPr>
+                <w:sz w:val="16"/>
+                <w:szCs w:val="16"/>
                 <w:rtl w:val="0"/>
               </w:rPr>
               <w:t xml:space="preserve">The archive does not have a dedicated space for exhibitions. It does have a court outside, and a hall dedicated to events.</w:t>
@@ -7182,14 +6973,14 @@
           <w:p>
             <w:pPr>
               <w:rPr>
-                <w:sz w:val="18"/>
-                <w:szCs w:val="18"/>
-              </w:rPr>
-            </w:pPr>
-            <w:r>
-              <w:rPr>
-                <w:sz w:val="18"/>
-                <w:szCs w:val="18"/>
+                <w:sz w:val="16"/>
+                <w:szCs w:val="16"/>
+              </w:rPr>
+            </w:pPr>
+            <w:r>
+              <w:rPr>
+                <w:sz w:val="16"/>
+                <w:szCs w:val="16"/>
                 <w:rtl w:val="0"/>
               </w:rPr>
               <w:t xml:space="preserve">The exhibition will take place in the outside space available to Cassero and in their hall.</w:t>
@@ -7201,14 +6992,14 @@
           <w:p>
             <w:pPr>
               <w:rPr>
-                <w:sz w:val="18"/>
-                <w:szCs w:val="18"/>
-              </w:rPr>
-            </w:pPr>
-            <w:r>
-              <w:rPr>
-                <w:sz w:val="18"/>
-                <w:szCs w:val="18"/>
+                <w:sz w:val="16"/>
+                <w:szCs w:val="16"/>
+              </w:rPr>
+            </w:pPr>
+            <w:r>
+              <w:rPr>
+                <w:sz w:val="16"/>
+                <w:szCs w:val="16"/>
                 <w:rtl w:val="0"/>
               </w:rPr>
               <w:t xml:space="preserve">The exhibition will be easily reachable to both people already familiar with Cassero and their activity, and also to tourists, who will be able to find it just by browsing the city, given that the hall is quite large and is next to a public park..</w:t>
@@ -7226,14 +7017,14 @@
           <w:p>
             <w:pPr>
               <w:rPr>
-                <w:sz w:val="18"/>
-                <w:szCs w:val="18"/>
-              </w:rPr>
-            </w:pPr>
-            <w:r>
-              <w:rPr>
-                <w:sz w:val="18"/>
-                <w:szCs w:val="18"/>
+                <w:sz w:val="16"/>
+                <w:szCs w:val="16"/>
+              </w:rPr>
+            </w:pPr>
+            <w:r>
+              <w:rPr>
+                <w:sz w:val="16"/>
+                <w:szCs w:val="16"/>
                 <w:rtl w:val="0"/>
               </w:rPr>
               <w:t xml:space="preserve">A large portion of the material preserved by Cassero is multimedial (registration, videos…).</w:t>
@@ -7245,14 +7036,14 @@
           <w:p>
             <w:pPr>
               <w:rPr>
-                <w:sz w:val="18"/>
-                <w:szCs w:val="18"/>
-              </w:rPr>
-            </w:pPr>
-            <w:r>
-              <w:rPr>
-                <w:sz w:val="18"/>
-                <w:szCs w:val="18"/>
+                <w:sz w:val="16"/>
+                <w:szCs w:val="16"/>
+              </w:rPr>
+            </w:pPr>
+            <w:r>
+              <w:rPr>
+                <w:sz w:val="16"/>
+                <w:szCs w:val="16"/>
                 <w:rtl w:val="0"/>
               </w:rPr>
               <w:t xml:space="preserve">The exhibition will be largely hybrid, adding videos, registration, music and other elements. Those elements will be available both on personal devices and on dedicated totems all around the exhibition for people not possessing an adequate device. </w:t>
@@ -7264,14 +7055,14 @@
           <w:p>
             <w:pPr>
               <w:rPr>
-                <w:sz w:val="18"/>
-                <w:szCs w:val="18"/>
-              </w:rPr>
-            </w:pPr>
-            <w:r>
-              <w:rPr>
-                <w:sz w:val="18"/>
-                <w:szCs w:val="18"/>
+                <w:sz w:val="16"/>
+                <w:szCs w:val="16"/>
+              </w:rPr>
+            </w:pPr>
+            <w:r>
+              <w:rPr>
+                <w:sz w:val="16"/>
+                <w:szCs w:val="16"/>
                 <w:rtl w:val="0"/>
               </w:rPr>
               <w:t xml:space="preserve">The exhibition will represent Cassero's work more holistically. It will also be more engaging for the audience, who will have different sorts of inputs and resources to browse. </w:t>
@@ -7289,14 +7080,14 @@
           <w:p>
             <w:pPr>
               <w:rPr>
-                <w:sz w:val="18"/>
-                <w:szCs w:val="18"/>
-              </w:rPr>
-            </w:pPr>
-            <w:r>
-              <w:rPr>
-                <w:sz w:val="18"/>
-                <w:szCs w:val="18"/>
+                <w:sz w:val="16"/>
+                <w:szCs w:val="16"/>
+              </w:rPr>
+            </w:pPr>
+            <w:r>
+              <w:rPr>
+                <w:sz w:val="16"/>
+                <w:szCs w:val="16"/>
                 <w:rtl w:val="0"/>
               </w:rPr>
               <w:t xml:space="preserve">The archive is so large that it may be hard to browse through the digital content without guidance</w:t>
@@ -7308,14 +7099,14 @@
           <w:p>
             <w:pPr>
               <w:rPr>
-                <w:sz w:val="18"/>
-                <w:szCs w:val="18"/>
-              </w:rPr>
-            </w:pPr>
-            <w:r>
-              <w:rPr>
-                <w:sz w:val="18"/>
-                <w:szCs w:val="18"/>
+                <w:sz w:val="16"/>
+                <w:szCs w:val="16"/>
+              </w:rPr>
+            </w:pPr>
+            <w:r>
+              <w:rPr>
+                <w:sz w:val="16"/>
+                <w:szCs w:val="16"/>
                 <w:rtl w:val="0"/>
               </w:rPr>
               <w:t xml:space="preserve">The exhibition will have a strong theme key and a strong narration, so that it will be easier for the audience to follow through. It will also be left available online for Cassero archive’s users.</w:t>
@@ -7327,14 +7118,14 @@
           <w:p>
             <w:pPr>
               <w:rPr>
-                <w:sz w:val="18"/>
-                <w:szCs w:val="18"/>
-              </w:rPr>
-            </w:pPr>
-            <w:r>
-              <w:rPr>
-                <w:sz w:val="18"/>
-                <w:szCs w:val="18"/>
+                <w:sz w:val="16"/>
+                <w:szCs w:val="16"/>
+              </w:rPr>
+            </w:pPr>
+            <w:r>
+              <w:rPr>
+                <w:sz w:val="16"/>
+                <w:szCs w:val="16"/>
                 <w:rtl w:val="0"/>
               </w:rPr>
               <w:t xml:space="preserve">The audience will have grasped some key points of ItalianLGBTQIA+ history, focusing on the importance and history of Pride. It will also be left as a starting point for people to browse the archive digitally.</w:t>
@@ -7385,6 +7176,7 @@
     </w:p>
     <w:p>
       <w:pPr>
+        <w:jc w:val="both"/>
         <w:rPr>
           <w:sz w:val="18"/>
           <w:szCs w:val="18"/>
@@ -7441,6 +7233,7 @@
         <w:keepNext w:val="1"/>
         <w:keepLines w:val="1"/>
         <w:spacing w:after="40" w:lineRule="auto"/>
+        <w:jc w:val="both"/>
         <w:rPr>
           <w:sz w:val="18"/>
           <w:szCs w:val="18"/>
@@ -7468,6 +7261,7 @@
     <w:p>
       <w:pPr>
         <w:spacing w:after="40" w:lineRule="auto"/>
+        <w:jc w:val="both"/>
         <w:rPr>
           <w:sz w:val="18"/>
           <w:szCs w:val="18"/>
@@ -7485,6 +7279,7 @@
     <w:p>
       <w:pPr>
         <w:spacing w:after="40" w:lineRule="auto"/>
+        <w:jc w:val="both"/>
         <w:rPr/>
       </w:pPr>
       <w:r>
@@ -7920,17 +7715,6 @@
         </w:rPr>
         <w:t xml:space="preserve">References</w:t>
       </w:r>
-    </w:p>
-    <w:p>
-      <w:pPr>
-        <w:rPr>
-          <w:i w:val="1"/>
-          <w:iCs w:val="1"/>
-          <w:color w:val="5f5f5f"/>
-          <w:sz w:val="16"/>
-          <w:szCs w:val="16"/>
-        </w:rPr>
-      </w:pPr>
       <w:r>
         <w:rPr>
           <w:rtl w:val="0"/>
@@ -8696,48 +8480,36 @@
     </w:p>
     <w:p>
       <w:pPr>
+        <w:pStyle w:val="Heading1"/>
+        <w:jc w:val="both"/>
+        <w:rPr/>
+      </w:pPr>
+      <w:r>
+        <w:rPr>
+          <w:rtl w:val="0"/>
+        </w:rPr>
+        <w:t xml:space="preserve">Appendix: Design Brief Summary</w:t>
+      </w:r>
+    </w:p>
+    <w:p>
+      <w:pPr>
         <w:spacing w:after="0" w:lineRule="auto"/>
-        <w:rPr>
-          <w:color w:val="a0a0a0"/>
-          <w:sz w:val="16"/>
-          <w:szCs w:val="16"/>
-        </w:rPr>
-      </w:pPr>
-      <w:r>
-        <w:rPr>
-          <w:rtl w:val="0"/>
-        </w:rPr>
-      </w:r>
-    </w:p>
-    <w:p>
-      <w:pPr>
-        <w:pStyle w:val="Heading1"/>
-        <w:rPr/>
-      </w:pPr>
-      <w:r>
-        <w:rPr>
-          <w:rtl w:val="0"/>
-        </w:rPr>
-        <w:t xml:space="preserve">Appendix: Design Brief Summary</w:t>
+        <w:jc w:val="both"/>
+        <w:rPr>
+          <w:sz w:val="18"/>
+          <w:szCs w:val="18"/>
+        </w:rPr>
+      </w:pPr>
+      <w:r>
+        <w:rPr>
+          <w:rtl w:val="0"/>
+        </w:rPr>
       </w:r>
     </w:p>
     <w:p>
       <w:pPr>
         <w:spacing w:after="0" w:lineRule="auto"/>
-        <w:rPr>
-          <w:sz w:val="18"/>
-          <w:szCs w:val="18"/>
-        </w:rPr>
-      </w:pPr>
-      <w:r>
-        <w:rPr>
-          <w:rtl w:val="0"/>
-        </w:rPr>
-      </w:r>
-    </w:p>
-    <w:p>
-      <w:pPr>
-        <w:spacing w:after="0" w:lineRule="auto"/>
+        <w:jc w:val="both"/>
         <w:rPr>
           <w:sz w:val="18"/>
           <w:szCs w:val="18"/>
@@ -8767,12 +8539,13 @@
           <w:szCs w:val="18"/>
           <w:rtl w:val="0"/>
         </w:rPr>
-        <w:t xml:space="preserve">, is a hybrid exhibition taking place at Cassero LGBTQIA+ Center, and based around the Flavia Madaschi Documentation Center.</w:t>
+        <w:t xml:space="preserve">, is a hybrid exhibition taking place at Cassero LGBTQIA+ Center and based around the Flavia Madaschi Documentation Center.</w:t>
       </w:r>
     </w:p>
     <w:p>
       <w:pPr>
         <w:spacing w:after="0" w:lineRule="auto"/>
+        <w:jc w:val="both"/>
         <w:rPr>
           <w:sz w:val="18"/>
           <w:szCs w:val="18"/>
@@ -8787,6 +8560,7 @@
     <w:p>
       <w:pPr>
         <w:spacing w:after="0" w:lineRule="auto"/>
+        <w:jc w:val="both"/>
         <w:rPr>
           <w:sz w:val="18"/>
           <w:szCs w:val="18"/>
@@ -8826,6 +8600,7 @@
     <w:p>
       <w:pPr>
         <w:spacing w:after="0" w:lineRule="auto"/>
+        <w:jc w:val="both"/>
         <w:rPr>
           <w:sz w:val="18"/>
           <w:szCs w:val="18"/>
@@ -8840,6 +8615,7 @@
     <w:p>
       <w:pPr>
         <w:spacing w:after="0" w:lineRule="auto"/>
+        <w:jc w:val="both"/>
         <w:rPr>
           <w:sz w:val="18"/>
           <w:szCs w:val="18"/>
@@ -8863,6 +8639,7 @@
     <w:p>
       <w:pPr>
         <w:spacing w:after="0" w:lineRule="auto"/>
+        <w:jc w:val="both"/>
         <w:rPr>
           <w:sz w:val="18"/>
           <w:szCs w:val="18"/>
@@ -8888,6 +8665,7 @@
     <w:p>
       <w:pPr>
         <w:spacing w:after="0" w:lineRule="auto"/>
+        <w:jc w:val="both"/>
         <w:rPr>
           <w:sz w:val="18"/>
           <w:szCs w:val="18"/>
@@ -8902,6 +8680,7 @@
     <w:p>
       <w:pPr>
         <w:spacing w:after="0" w:lineRule="auto"/>
+        <w:jc w:val="both"/>
         <w:rPr>
           <w:sz w:val="18"/>
           <w:szCs w:val="18"/>
@@ -8999,6 +8778,7 @@
     <w:p>
       <w:pPr>
         <w:spacing w:after="0" w:lineRule="auto"/>
+        <w:jc w:val="both"/>
         <w:rPr>
           <w:sz w:val="18"/>
           <w:szCs w:val="18"/>
@@ -9013,6 +8793,7 @@
     <w:p>
       <w:pPr>
         <w:spacing w:after="0" w:lineRule="auto"/>
+        <w:jc w:val="both"/>
         <w:rPr>
           <w:sz w:val="18"/>
           <w:szCs w:val="18"/>
@@ -9030,6 +8811,7 @@
     <w:p>
       <w:pPr>
         <w:spacing w:after="0" w:lineRule="auto"/>
+        <w:jc w:val="both"/>
         <w:rPr>
           <w:sz w:val="18"/>
           <w:szCs w:val="18"/>
@@ -9044,6 +8826,7 @@
     <w:p>
       <w:pPr>
         <w:spacing w:after="0" w:lineRule="auto"/>
+        <w:jc w:val="both"/>
         <w:rPr>
           <w:sz w:val="18"/>
           <w:szCs w:val="18"/>
@@ -9081,6 +8864,7 @@
     <w:p>
       <w:pPr>
         <w:spacing w:after="0" w:lineRule="auto"/>
+        <w:jc w:val="both"/>
         <w:rPr>
           <w:sz w:val="18"/>
           <w:szCs w:val="18"/>
@@ -9095,6 +8879,7 @@
     <w:p>
       <w:pPr>
         <w:spacing w:after="0" w:lineRule="auto"/>
+        <w:jc w:val="both"/>
         <w:rPr>
           <w:sz w:val="18"/>
           <w:szCs w:val="18"/>
@@ -9128,6 +8913,7 @@
     <w:p>
       <w:pPr>
         <w:spacing w:after="0" w:lineRule="auto"/>
+        <w:jc w:val="both"/>
         <w:rPr>
           <w:sz w:val="18"/>
           <w:szCs w:val="18"/>
@@ -9142,6 +8928,7 @@
     <w:p>
       <w:pPr>
         <w:spacing w:after="0" w:lineRule="auto"/>
+        <w:jc w:val="both"/>
         <w:rPr>
           <w:sz w:val="18"/>
           <w:szCs w:val="18"/>
@@ -9157,7 +8944,7 @@
         <w:br w:type="textWrapping"/>
         <w:t xml:space="preserve">- Learning about Italian LGBTQIA+ history in an engaging way;</w:t>
         <w:br w:type="textWrapping"/>
-        <w:t xml:space="preserve">- Discovering the Flavia Madaschi Documentation Centre and the importance of heritage preservation.</w:t>
+        <w:t xml:space="preserve">- Discovering and re-utilizing the Flavia Madaschi Documentation Centre and the importance of heritage preservation.</w:t>
         <w:br w:type="textWrapping"/>
         <w:t xml:space="preserve">The primary target audience would be motivated to experience the project by:</w:t>
         <w:br w:type="textWrapping"/>
@@ -9189,33 +8976,35 @@
     <w:p>
       <w:pPr>
         <w:spacing w:after="0" w:lineRule="auto"/>
-        <w:rPr>
-          <w:sz w:val="18"/>
-          <w:szCs w:val="18"/>
-        </w:rPr>
-      </w:pPr>
-      <w:r>
-        <w:rPr>
-          <w:rtl w:val="0"/>
-        </w:rPr>
-      </w:r>
-    </w:p>
-    <w:p>
-      <w:pPr>
-        <w:rPr>
-          <w:sz w:val="18"/>
-          <w:szCs w:val="18"/>
-        </w:rPr>
-      </w:pPr>
-      <w:r>
-        <w:rPr>
-          <w:sz w:val="18"/>
-          <w:szCs w:val="18"/>
-          <w:rtl w:val="0"/>
-        </w:rPr>
-        <w:t xml:space="preserve">My secondary target audience would be motivated to experience the project by:</w:t>
+        <w:jc w:val="both"/>
+        <w:rPr>
+          <w:sz w:val="18"/>
+          <w:szCs w:val="18"/>
+        </w:rPr>
+      </w:pPr>
+      <w:r>
+        <w:rPr>
+          <w:rtl w:val="0"/>
+        </w:rPr>
+      </w:r>
+    </w:p>
+    <w:p>
+      <w:pPr>
+        <w:jc w:val="both"/>
+        <w:rPr>
+          <w:sz w:val="18"/>
+          <w:szCs w:val="18"/>
+        </w:rPr>
+      </w:pPr>
+      <w:r>
+        <w:rPr>
+          <w:sz w:val="18"/>
+          <w:szCs w:val="18"/>
+          <w:rtl w:val="0"/>
+        </w:rPr>
+        <w:t xml:space="preserve">The secondary target audience would be motivated to experience the project by:</w:t>
         <w:br w:type="textWrapping"/>
-        <w:t xml:space="preserve">- Learning more about Bologna's cultural heritage while visiting the city.</w:t>
+        <w:t xml:space="preserve">- Learning more about Bologna's cultural heritage while visiting the city;</w:t>
         <w:br w:type="textWrapping"/>
         <w:t xml:space="preserve">- Discovering an unfamiliar chapter of Italian civil rights history through an accessible exhibition.</w:t>
         <w:br w:type="textWrapping"/>
@@ -9242,6 +9031,7 @@
     </w:p>
     <w:p>
       <w:pPr>
+        <w:jc w:val="both"/>
         <w:rPr>
           <w:sz w:val="18"/>
           <w:szCs w:val="18"/>
@@ -9264,6 +9054,7 @@
     </w:p>
     <w:p>
       <w:pPr>
+        <w:jc w:val="both"/>
         <w:rPr>
           <w:sz w:val="18"/>
           <w:szCs w:val="18"/>
@@ -9359,11 +9150,12 @@
           <w:szCs w:val="18"/>
           <w:rtl w:val="0"/>
         </w:rPr>
-        <w:t xml:space="preserve">Its innovation lays in the combination of physical and digital access to the materials, which will be granted even after the exhibition ends. </w:t>
-      </w:r>
-    </w:p>
-    <w:p>
-      <w:pPr>
+        <w:t xml:space="preserve">Its innovation lies in the combination of physical and digital access to the materials, which will be granted even after the exhibition ends. </w:t>
+      </w:r>
+    </w:p>
+    <w:p>
+      <w:pPr>
+        <w:jc w:val="both"/>
         <w:rPr/>
       </w:pPr>
       <w:r>
